--- a/arb/docx/004.content.docx
+++ b/arb/docx/004.content.docx
@@ -22,7 +22,7 @@
         <w:rPr>
           <w:lang w:val="ar_AE" w:bidi="ar_AE"/>
         </w:rPr>
-        <w:t>Resource: Tyndale Open Study Notes</w:t>
+        <w:t>Resource: Aquifer Open Study Notes (Profiles)</w:t>
       </w:r>
       <w:r>
         <w:rPr>
@@ -122,7 +122,7 @@
         <w:rPr>
           <w:lang w:val="ar_AE" w:bidi="ar_AE"/>
         </w:rPr>
-        <w:t>Tyndale Open Study Notes</w:t>
+        <w:t>Aquifer Open Study Notes (Profiles)</w:t>
       </w:r>
     </w:p>
     <w:p>

--- a/arb/docx/004.content.docx
+++ b/arb/docx/004.content.docx
@@ -9,6 +9,8 @@
       </w:pPr>
       <w:r>
         <w:rPr>
+          <w:rtl/>
+          <w:cs/>
           <w:lang w:val="ar_AE" w:bidi="ar_AE"/>
         </w:rPr>
       </w:r>
@@ -20,12 +22,16 @@
       </w:pPr>
       <w:r>
         <w:rPr>
+          <w:rtl/>
+          <w:cs/>
           <w:lang w:val="ar_AE" w:bidi="ar_AE"/>
         </w:rPr>
         <w:t>Resource: Aquifer Open Study Notes (Profiles)</w:t>
       </w:r>
       <w:r>
         <w:rPr>
+          <w:rtl/>
+          <w:cs/>
           <w:lang w:val="ar_AE" w:bidi="ar_AE"/>
         </w:rPr>
       </w:r>
@@ -36,12 +42,16 @@
       </w:pPr>
       <w:r>
         <w:rPr>
+          <w:rtl/>
+          <w:cs/>
           <w:lang w:val="ar_AE" w:bidi="ar_AE"/>
         </w:rPr>
       </w:r>
       <w:r>
         <w:rPr>
           <w:b/>
+          <w:rtl/>
+          <w:cs/>
           <w:lang w:val="ar_AE" w:bidi="ar_AE"/>
         </w:rPr>
         <w:t>Aquifer Open Study Notes (Profiles)</w:t>
@@ -53,35 +63,47 @@
       </w:pPr>
       <w:r>
         <w:rPr>
-          <w:lang w:val="ar_AE" w:bidi="ar_AE"/>
-        </w:rPr>
-      </w:r>
-      <w:r>
-        <w:rPr>
+          <w:rtl/>
+          <w:cs/>
+          <w:lang w:val="ar_AE" w:bidi="ar_AE"/>
+        </w:rPr>
+      </w:r>
+      <w:r>
+        <w:rPr>
+          <w:rtl/>
+          <w:cs/>
           <w:lang w:val="ar_AE" w:bidi="ar_AE"/>
         </w:rPr>
         <w:t xml:space="preserve">This work is an adaptation of </w:t>
       </w:r>
       <w:r>
         <w:rPr>
+          <w:rtl/>
+          <w:cs/>
           <w:lang w:val="ar_AE" w:bidi="ar_AE"/>
         </w:rPr>
         <w:t>Tyndale Open Study Notes</w:t>
       </w:r>
       <w:r>
         <w:rPr>
+          <w:rtl/>
+          <w:cs/>
           <w:lang w:val="ar_AE" w:bidi="ar_AE"/>
         </w:rPr>
         <w:t xml:space="preserve"> © 2023 Tyndale House Publishers, licensed under the CC BY-SA 4.0 license. The adaptation, </w:t>
       </w:r>
       <w:r>
         <w:rPr>
+          <w:rtl/>
+          <w:cs/>
           <w:lang w:val="ar_AE" w:bidi="ar_AE"/>
         </w:rPr>
         <w:t>Aquifer Open Study Notes</w:t>
       </w:r>
       <w:r>
         <w:rPr>
+          <w:rtl/>
+          <w:cs/>
           <w:lang w:val="ar_AE" w:bidi="ar_AE"/>
         </w:rPr>
         <w:t>, was created by Mission Mutual and is also licensed under CC BY-SA 4.0.</w:t>
@@ -93,22 +115,30 @@
       </w:pPr>
       <w:r>
         <w:rPr>
-          <w:lang w:val="ar_AE" w:bidi="ar_AE"/>
-        </w:rPr>
-      </w:r>
-      <w:r>
-        <w:rPr>
+          <w:rtl/>
+          <w:cs/>
+          <w:lang w:val="ar_AE" w:bidi="ar_AE"/>
+        </w:rPr>
+      </w:r>
+      <w:r>
+        <w:rPr>
+          <w:rtl/>
+          <w:cs/>
           <w:lang w:val="ar_AE" w:bidi="ar_AE"/>
         </w:rPr>
         <w:t>This resource has been adapted into multiple languages, including English, Tok Pisin, Arabic (عربي), French (Français), Hindi (हिंदी), Indonesian (Bahasa Indonesia), Portuguese (Português), Russian (Русский), Spanish (Español), Swahili (Kiswahili), and Simplified Chinese (简体中文).</w:t>
       </w:r>
       <w:r>
         <w:rPr>
-          <w:lang w:val="ar_AE" w:bidi="ar_AE"/>
-        </w:rPr>
-      </w:r>
-      <w:r>
-        <w:rPr>
+          <w:rtl/>
+          <w:cs/>
+          <w:lang w:val="ar_AE" w:bidi="ar_AE"/>
+        </w:rPr>
+      </w:r>
+      <w:r>
+        <w:rPr>
+          <w:rtl/>
+          <w:cs/>
           <w:lang w:val="ar_AE" w:bidi="ar_AE"/>
         </w:rPr>
       </w:r>
@@ -120,6 +150,8 @@
       </w:pPr>
       <w:r>
         <w:rPr>
+          <w:rtl/>
+          <w:cs/>
           <w:lang w:val="ar_AE" w:bidi="ar_AE"/>
         </w:rPr>
         <w:t>Aquifer Open Study Notes (Profiles)</w:t>
@@ -149,6 +181,8 @@
       </w:pPr>
       <w:r>
         <w:rPr>
+          <w:rtl/>
+          <w:cs/>
           <w:lang w:val="ar_AE" w:bidi="ar_AE"/>
         </w:rPr>
       </w:r>
@@ -160,12 +194,16 @@
       </w:pPr>
       <w:r>
         <w:rPr>
+          <w:rtl/>
+          <w:cs/>
           <w:lang w:val="ar_AE" w:bidi="ar_AE"/>
         </w:rPr>
         <w:t>ش</w:t>
       </w:r>
       <w:r>
         <w:rPr>
+          <w:rtl/>
+          <w:cs/>
           <w:lang w:val="ar_AE" w:bidi="ar_AE"/>
         </w:rPr>
       </w:r>
@@ -176,22 +214,30 @@
       </w:pPr>
       <w:r>
         <w:rPr>
-          <w:lang w:val="ar_AE" w:bidi="ar_AE"/>
-        </w:rPr>
-      </w:r>
-      <w:r>
-        <w:rPr>
+          <w:rtl/>
+          <w:cs/>
+          <w:lang w:val="ar_AE" w:bidi="ar_AE"/>
+        </w:rPr>
+      </w:r>
+      <w:r>
+        <w:rPr>
+          <w:rtl/>
+          <w:cs/>
           <w:lang w:val="ar_AE" w:bidi="ar_AE"/>
         </w:rPr>
         <w:t xml:space="preserve"> </w:t>
       </w:r>
       <w:r>
         <w:rPr>
-          <w:lang w:val="ar_AE" w:bidi="ar_AE"/>
-        </w:rPr>
-      </w:r>
-      <w:r>
-        <w:rPr>
+          <w:rtl/>
+          <w:cs/>
+          <w:lang w:val="ar_AE" w:bidi="ar_AE"/>
+        </w:rPr>
+      </w:r>
+      <w:r>
+        <w:rPr>
+          <w:rtl/>
+          <w:cs/>
           <w:lang w:val="ar_AE" w:bidi="ar_AE"/>
         </w:rPr>
       </w:r>
@@ -217,6 +263,8 @@
       </w:pPr>
       <w:r>
         <w:rPr>
+          <w:rtl/>
+          <w:cs/>
           <w:lang w:val="ar_AE" w:bidi="ar_AE"/>
         </w:rPr>
       </w:r>
@@ -228,12 +276,16 @@
       </w:pPr>
       <w:r>
         <w:rPr>
+          <w:rtl/>
+          <w:cs/>
           <w:lang w:val="ar_AE" w:bidi="ar_AE"/>
         </w:rPr>
         <w:t>الشّيطان</w:t>
       </w:r>
       <w:r>
         <w:rPr>
+          <w:rtl/>
+          <w:cs/>
           <w:lang w:val="ar_AE" w:bidi="ar_AE"/>
         </w:rPr>
       </w:r>
@@ -244,11 +296,15 @@
       </w:pPr>
       <w:r>
         <w:rPr>
-          <w:lang w:val="ar_AE" w:bidi="ar_AE"/>
-        </w:rPr>
-      </w:r>
-      <w:r>
-        <w:rPr>
+          <w:rtl/>
+          <w:cs/>
+          <w:lang w:val="ar_AE" w:bidi="ar_AE"/>
+        </w:rPr>
+      </w:r>
+      <w:r>
+        <w:rPr>
+          <w:rtl/>
+          <w:cs/>
           <w:lang w:val="ar_AE" w:bidi="ar_AE"/>
         </w:rPr>
         <w:t>يذكر سفر أيوب "الشيطان" كجزء من المحكمة السماوية (</w:t>
@@ -256,6 +312,8 @@
       <w:hyperlink r:id="rId13">
         <w:r>
           <w:rPr>
+            <w:rtl/>
+            <w:cs/>
             <w:lang w:val="ar_AE" w:bidi="ar_AE"/>
           </w:rPr>
           <w:rPr>
@@ -267,6 +325,8 @@
       </w:hyperlink>
       <w:r>
         <w:rPr>
+          <w:rtl/>
+          <w:cs/>
           <w:lang w:val="ar_AE" w:bidi="ar_AE"/>
         </w:rPr>
         <w:t xml:space="preserve">; </w:t>
@@ -274,6 +334,8 @@
       <w:hyperlink r:id="rId14">
         <w:r>
           <w:rPr>
+            <w:rtl/>
+            <w:cs/>
             <w:lang w:val="ar_AE" w:bidi="ar_AE"/>
           </w:rPr>
           <w:rPr>
@@ -285,6 +347,8 @@
       </w:hyperlink>
       <w:r>
         <w:rPr>
+          <w:rtl/>
+          <w:cs/>
           <w:lang w:val="ar_AE" w:bidi="ar_AE"/>
         </w:rPr>
         <w:t xml:space="preserve">). (المحكمة السماوية هي تجمّع في السماء يلتقي فيه الله مع ملائكته.) في اللغة العبرية، </w:t>
@@ -292,12 +356,16 @@
       <w:r>
         <w:rPr>
           <w:i/>
+          <w:rtl/>
+          <w:cs/>
           <w:lang w:val="ar_AE" w:bidi="ar_AE"/>
         </w:rPr>
         <w:t>الشيطان</w:t>
       </w:r>
       <w:r>
         <w:rPr>
+          <w:rtl/>
+          <w:cs/>
           <w:lang w:val="ar_AE" w:bidi="ar_AE"/>
         </w:rPr>
         <w:t xml:space="preserve"> يعني الخَصْم أو المشتكي في المحكمة (انظر </w:t>
@@ -305,6 +373,8 @@
       <w:hyperlink r:id="rId15">
         <w:r>
           <w:rPr>
+            <w:rtl/>
+            <w:cs/>
             <w:lang w:val="ar_AE" w:bidi="ar_AE"/>
           </w:rPr>
           <w:rPr>
@@ -316,6 +386,8 @@
       </w:hyperlink>
       <w:r>
         <w:rPr>
+          <w:rtl/>
+          <w:cs/>
           <w:lang w:val="ar_AE" w:bidi="ar_AE"/>
         </w:rPr>
         <w:t xml:space="preserve">؛ </w:t>
@@ -323,6 +395,8 @@
       <w:hyperlink r:id="rId16">
         <w:r>
           <w:rPr>
+            <w:rtl/>
+            <w:cs/>
             <w:lang w:val="ar_AE" w:bidi="ar_AE"/>
           </w:rPr>
           <w:rPr>
@@ -334,6 +408,8 @@
       </w:hyperlink>
       <w:r>
         <w:rPr>
+          <w:rtl/>
+          <w:cs/>
           <w:lang w:val="ar_AE" w:bidi="ar_AE"/>
         </w:rPr>
         <w:t xml:space="preserve">). يستخدم الله أحيانًا الملائكة خصومًا لتحقيق العدالة ومقاومة المخطئين (على سبيل المثال، </w:t>
@@ -341,6 +417,8 @@
       <w:hyperlink r:id="rId17">
         <w:r>
           <w:rPr>
+            <w:rtl/>
+            <w:cs/>
             <w:lang w:val="ar_AE" w:bidi="ar_AE"/>
           </w:rPr>
           <w:rPr>
@@ -352,6 +430,8 @@
       </w:hyperlink>
       <w:r>
         <w:rPr>
+          <w:rtl/>
+          <w:cs/>
           <w:lang w:val="ar_AE" w:bidi="ar_AE"/>
         </w:rPr>
         <w:t xml:space="preserve">، </w:t>
@@ -359,6 +439,8 @@
       <w:hyperlink r:id="rId18">
         <w:r>
           <w:rPr>
+            <w:rtl/>
+            <w:cs/>
             <w:lang w:val="ar_AE" w:bidi="ar_AE"/>
           </w:rPr>
           <w:rPr>
@@ -370,6 +452,8 @@
       </w:hyperlink>
       <w:r>
         <w:rPr>
+          <w:rtl/>
+          <w:cs/>
           <w:lang w:val="ar_AE" w:bidi="ar_AE"/>
         </w:rPr>
         <w:t xml:space="preserve">، حيث يُترجم </w:t>
@@ -377,12 +461,16 @@
       <w:r>
         <w:rPr>
           <w:i/>
+          <w:rtl/>
+          <w:cs/>
           <w:lang w:val="ar_AE" w:bidi="ar_AE"/>
         </w:rPr>
         <w:t>الشيطان</w:t>
       </w:r>
       <w:r>
         <w:rPr>
+          <w:rtl/>
+          <w:cs/>
           <w:lang w:val="ar_AE" w:bidi="ar_AE"/>
         </w:rPr>
         <w:t xml:space="preserve"> غالبًا كـ "المقاوم"؛ انظر أيضًا </w:t>
@@ -390,6 +478,8 @@
       <w:hyperlink r:id="rId19">
         <w:r>
           <w:rPr>
+            <w:rtl/>
+            <w:cs/>
             <w:lang w:val="ar_AE" w:bidi="ar_AE"/>
           </w:rPr>
           <w:rPr>
@@ -401,6 +491,8 @@
       </w:hyperlink>
       <w:r>
         <w:rPr>
+          <w:rtl/>
+          <w:cs/>
           <w:lang w:val="ar_AE" w:bidi="ar_AE"/>
         </w:rPr>
         <w:t>).</w:t>
@@ -412,11 +504,15 @@
       </w:pPr>
       <w:r>
         <w:rPr>
-          <w:lang w:val="ar_AE" w:bidi="ar_AE"/>
-        </w:rPr>
-      </w:r>
-      <w:r>
-        <w:rPr>
+          <w:rtl/>
+          <w:cs/>
+          <w:lang w:val="ar_AE" w:bidi="ar_AE"/>
+        </w:rPr>
+      </w:r>
+      <w:r>
+        <w:rPr>
+          <w:rtl/>
+          <w:cs/>
           <w:lang w:val="ar_AE" w:bidi="ar_AE"/>
         </w:rPr>
         <w:t xml:space="preserve">يشير العهد القديم إلى أن الشيطان ذو طبيعة شيطانية. ولكن في فترة انقطاع الوحي ما بين العهد القديم والجديد، أصبح الشيطان مرتبطًا بالحيّة في عدن (انظر </w:t>
@@ -424,24 +520,32 @@
       <w:r>
         <w:rPr>
           <w:i/>
+          <w:rtl/>
+          <w:cs/>
           <w:lang w:val="ar_AE" w:bidi="ar_AE"/>
         </w:rPr>
         <w:t>حكمة سليمان</w:t>
       </w:r>
       <w:r>
         <w:rPr>
+          <w:rtl/>
+          <w:cs/>
           <w:lang w:val="ar_AE" w:bidi="ar_AE"/>
         </w:rPr>
         <w:t xml:space="preserve"> 2:24). العهد الجديد يطلق على الشيطان اسم "</w:t>
       </w:r>
       <w:r>
         <w:rPr>
+          <w:rtl/>
+          <w:cs/>
           <w:lang w:val="ar_AE" w:bidi="ar_AE"/>
         </w:rPr>
         <w:t>إِبْلِيس، والشَّيْطَان</w:t>
       </w:r>
       <w:r>
         <w:rPr>
+          <w:rtl/>
+          <w:cs/>
           <w:lang w:val="ar_AE" w:bidi="ar_AE"/>
         </w:rPr>
         <w:t>" (</w:t>
@@ -449,6 +553,8 @@
       <w:hyperlink r:id="rId20">
         <w:r>
           <w:rPr>
+            <w:rtl/>
+            <w:cs/>
             <w:lang w:val="ar_AE" w:bidi="ar_AE"/>
           </w:rPr>
           <w:rPr>
@@ -460,6 +566,8 @@
       </w:hyperlink>
       <w:r>
         <w:rPr>
+          <w:rtl/>
+          <w:cs/>
           <w:lang w:val="ar_AE" w:bidi="ar_AE"/>
         </w:rPr>
         <w:t>). يستخدم العهد الجديد أسماء أخرى مثل:</w:t>
@@ -474,11 +582,15 @@
       </w:pPr>
       <w:r>
         <w:rPr>
-          <w:lang w:val="ar_AE" w:bidi="ar_AE"/>
-        </w:rPr>
-      </w:r>
-      <w:r>
-        <w:rPr>
+          <w:rtl/>
+          <w:cs/>
+          <w:lang w:val="ar_AE" w:bidi="ar_AE"/>
+        </w:rPr>
+      </w:r>
+      <w:r>
+        <w:rPr>
+          <w:rtl/>
+          <w:cs/>
           <w:lang w:val="ar_AE" w:bidi="ar_AE"/>
         </w:rPr>
         <w:t>إِبْلِيس (</w:t>
@@ -486,6 +598,8 @@
       <w:hyperlink r:id="rId21">
         <w:r>
           <w:rPr>
+            <w:rtl/>
+            <w:cs/>
             <w:lang w:val="ar_AE" w:bidi="ar_AE"/>
           </w:rPr>
           <w:rPr>
@@ -497,6 +611,8 @@
       </w:hyperlink>
       <w:r>
         <w:rPr>
+          <w:rtl/>
+          <w:cs/>
           <w:lang w:val="ar_AE" w:bidi="ar_AE"/>
         </w:rPr>
         <w:t>)</w:t>
@@ -511,17 +627,23 @@
       </w:pPr>
       <w:r>
         <w:rPr>
-          <w:lang w:val="ar_AE" w:bidi="ar_AE"/>
-        </w:rPr>
-      </w:r>
-      <w:r>
-        <w:rPr>
+          <w:rtl/>
+          <w:cs/>
+          <w:lang w:val="ar_AE" w:bidi="ar_AE"/>
+        </w:rPr>
+      </w:r>
+      <w:r>
+        <w:rPr>
+          <w:rtl/>
+          <w:cs/>
           <w:lang w:val="ar_AE" w:bidi="ar_AE"/>
         </w:rPr>
         <w:t xml:space="preserve">المُجَرِّب </w:t>
       </w:r>
       <w:r>
         <w:rPr>
+          <w:rtl/>
+          <w:cs/>
           <w:lang w:val="ar_AE" w:bidi="ar_AE"/>
         </w:rPr>
         <w:t>(</w:t>
@@ -529,6 +651,8 @@
       <w:hyperlink r:id="rId22">
         <w:r>
           <w:rPr>
+            <w:rtl/>
+            <w:cs/>
             <w:lang w:val="ar_AE" w:bidi="ar_AE"/>
           </w:rPr>
           <w:rPr>
@@ -540,6 +664,8 @@
       </w:hyperlink>
       <w:r>
         <w:rPr>
+          <w:rtl/>
+          <w:cs/>
           <w:lang w:val="ar_AE" w:bidi="ar_AE"/>
         </w:rPr>
         <w:t>)</w:t>
@@ -554,29 +680,39 @@
       </w:pPr>
       <w:r>
         <w:rPr>
-          <w:lang w:val="ar_AE" w:bidi="ar_AE"/>
-        </w:rPr>
-      </w:r>
-      <w:r>
-        <w:rPr>
+          <w:rtl/>
+          <w:cs/>
+          <w:lang w:val="ar_AE" w:bidi="ar_AE"/>
+        </w:rPr>
+      </w:r>
+      <w:r>
+        <w:rPr>
+          <w:rtl/>
+          <w:cs/>
           <w:lang w:val="ar_AE" w:bidi="ar_AE"/>
         </w:rPr>
         <w:t>بعْلَزَبُول</w:t>
       </w:r>
       <w:r>
         <w:rPr>
+          <w:rtl/>
+          <w:cs/>
           <w:lang w:val="ar_AE" w:bidi="ar_AE"/>
         </w:rPr>
         <w:t xml:space="preserve">، </w:t>
       </w:r>
       <w:r>
         <w:rPr>
+          <w:rtl/>
+          <w:cs/>
           <w:lang w:val="ar_AE" w:bidi="ar_AE"/>
         </w:rPr>
         <w:t>رئِيس الشَّيَاطِين</w:t>
       </w:r>
       <w:r>
         <w:rPr>
+          <w:rtl/>
+          <w:cs/>
           <w:lang w:val="ar_AE" w:bidi="ar_AE"/>
         </w:rPr>
         <w:t xml:space="preserve"> (انظر الملاحظات في </w:t>
@@ -584,6 +720,8 @@
       <w:hyperlink r:id="rId23">
         <w:r>
           <w:rPr>
+            <w:rtl/>
+            <w:cs/>
             <w:lang w:val="ar_AE" w:bidi="ar_AE"/>
           </w:rPr>
           <w:rPr>
@@ -595,6 +733,8 @@
       </w:hyperlink>
       <w:r>
         <w:rPr>
+          <w:rtl/>
+          <w:cs/>
           <w:lang w:val="ar_AE" w:bidi="ar_AE"/>
         </w:rPr>
         <w:t xml:space="preserve">؛ </w:t>
@@ -602,6 +742,8 @@
       <w:hyperlink r:id="rId24">
         <w:r>
           <w:rPr>
+            <w:rtl/>
+            <w:cs/>
             <w:lang w:val="ar_AE" w:bidi="ar_AE"/>
           </w:rPr>
           <w:rPr>
@@ -613,6 +755,8 @@
       </w:hyperlink>
       <w:r>
         <w:rPr>
+          <w:rtl/>
+          <w:cs/>
           <w:lang w:val="ar_AE" w:bidi="ar_AE"/>
         </w:rPr>
         <w:t>)</w:t>
@@ -627,17 +771,23 @@
       </w:pPr>
       <w:r>
         <w:rPr>
-          <w:lang w:val="ar_AE" w:bidi="ar_AE"/>
-        </w:rPr>
-      </w:r>
-      <w:r>
-        <w:rPr>
+          <w:rtl/>
+          <w:cs/>
+          <w:lang w:val="ar_AE" w:bidi="ar_AE"/>
+        </w:rPr>
+      </w:r>
+      <w:r>
+        <w:rPr>
+          <w:rtl/>
+          <w:cs/>
           <w:lang w:val="ar_AE" w:bidi="ar_AE"/>
         </w:rPr>
         <w:t xml:space="preserve">الشِّرِّير </w:t>
       </w:r>
       <w:r>
         <w:rPr>
+          <w:rtl/>
+          <w:cs/>
           <w:lang w:val="ar_AE" w:bidi="ar_AE"/>
         </w:rPr>
         <w:t>(</w:t>
@@ -645,6 +795,8 @@
       <w:hyperlink r:id="rId25">
         <w:r>
           <w:rPr>
+            <w:rtl/>
+            <w:cs/>
             <w:lang w:val="ar_AE" w:bidi="ar_AE"/>
           </w:rPr>
           <w:rPr>
@@ -656,6 +808,8 @@
       </w:hyperlink>
       <w:r>
         <w:rPr>
+          <w:rtl/>
+          <w:cs/>
           <w:lang w:val="ar_AE" w:bidi="ar_AE"/>
         </w:rPr>
         <w:t xml:space="preserve">، </w:t>
@@ -663,6 +817,8 @@
       <w:hyperlink r:id="rId26">
         <w:r>
           <w:rPr>
+            <w:rtl/>
+            <w:cs/>
             <w:lang w:val="ar_AE" w:bidi="ar_AE"/>
           </w:rPr>
           <w:rPr>
@@ -674,6 +830,8 @@
       </w:hyperlink>
       <w:r>
         <w:rPr>
+          <w:rtl/>
+          <w:cs/>
           <w:lang w:val="ar_AE" w:bidi="ar_AE"/>
         </w:rPr>
         <w:t xml:space="preserve">؛ </w:t>
@@ -681,6 +839,8 @@
       <w:hyperlink r:id="rId27">
         <w:r>
           <w:rPr>
+            <w:rtl/>
+            <w:cs/>
             <w:lang w:val="ar_AE" w:bidi="ar_AE"/>
           </w:rPr>
           <w:rPr>
@@ -692,6 +852,8 @@
       </w:hyperlink>
       <w:r>
         <w:rPr>
+          <w:rtl/>
+          <w:cs/>
           <w:lang w:val="ar_AE" w:bidi="ar_AE"/>
         </w:rPr>
         <w:t xml:space="preserve">؛ </w:t>
@@ -699,6 +861,8 @@
       <w:hyperlink r:id="rId28">
         <w:r>
           <w:rPr>
+            <w:rtl/>
+            <w:cs/>
             <w:lang w:val="ar_AE" w:bidi="ar_AE"/>
           </w:rPr>
           <w:rPr>
@@ -710,6 +874,8 @@
       </w:hyperlink>
       <w:r>
         <w:rPr>
+          <w:rtl/>
+          <w:cs/>
           <w:lang w:val="ar_AE" w:bidi="ar_AE"/>
         </w:rPr>
         <w:t xml:space="preserve">؛ </w:t>
@@ -717,6 +883,8 @@
       <w:hyperlink r:id="rId29">
         <w:r>
           <w:rPr>
+            <w:rtl/>
+            <w:cs/>
             <w:lang w:val="ar_AE" w:bidi="ar_AE"/>
           </w:rPr>
           <w:rPr>
@@ -728,6 +896,8 @@
       </w:hyperlink>
       <w:r>
         <w:rPr>
+          <w:rtl/>
+          <w:cs/>
           <w:lang w:val="ar_AE" w:bidi="ar_AE"/>
         </w:rPr>
         <w:t>)</w:t>
@@ -742,17 +912,23 @@
       </w:pPr>
       <w:r>
         <w:rPr>
-          <w:lang w:val="ar_AE" w:bidi="ar_AE"/>
-        </w:rPr>
-      </w:r>
-      <w:r>
-        <w:rPr>
+          <w:rtl/>
+          <w:cs/>
+          <w:lang w:val="ar_AE" w:bidi="ar_AE"/>
+        </w:rPr>
+      </w:r>
+      <w:r>
+        <w:rPr>
+          <w:rtl/>
+          <w:cs/>
           <w:lang w:val="ar_AE" w:bidi="ar_AE"/>
         </w:rPr>
         <w:t xml:space="preserve">بَلِيعَال </w:t>
       </w:r>
       <w:r>
         <w:rPr>
+          <w:rtl/>
+          <w:cs/>
           <w:lang w:val="ar_AE" w:bidi="ar_AE"/>
         </w:rPr>
         <w:t xml:space="preserve">(يرجى الاطلاع على الملاحظة في </w:t>
@@ -760,6 +936,8 @@
       <w:hyperlink r:id="rId30">
         <w:r>
           <w:rPr>
+            <w:rtl/>
+            <w:cs/>
             <w:lang w:val="ar_AE" w:bidi="ar_AE"/>
           </w:rPr>
           <w:rPr>
@@ -771,6 +949,8 @@
       </w:hyperlink>
       <w:r>
         <w:rPr>
+          <w:rtl/>
+          <w:cs/>
           <w:lang w:val="ar_AE" w:bidi="ar_AE"/>
         </w:rPr>
         <w:t>)</w:t>
@@ -785,11 +965,15 @@
       </w:pPr>
       <w:r>
         <w:rPr>
-          <w:lang w:val="ar_AE" w:bidi="ar_AE"/>
-        </w:rPr>
-      </w:r>
-      <w:r>
-        <w:rPr>
+          <w:rtl/>
+          <w:cs/>
+          <w:lang w:val="ar_AE" w:bidi="ar_AE"/>
+        </w:rPr>
+      </w:r>
+      <w:r>
+        <w:rPr>
+          <w:rtl/>
+          <w:cs/>
           <w:lang w:val="ar_AE" w:bidi="ar_AE"/>
         </w:rPr>
         <w:t>المخادع- المُضلّل (</w:t>
@@ -797,6 +981,8 @@
       <w:hyperlink r:id="rId31">
         <w:r>
           <w:rPr>
+            <w:rtl/>
+            <w:cs/>
             <w:lang w:val="ar_AE" w:bidi="ar_AE"/>
           </w:rPr>
           <w:rPr>
@@ -808,6 +994,8 @@
       </w:hyperlink>
       <w:r>
         <w:rPr>
+          <w:rtl/>
+          <w:cs/>
           <w:lang w:val="ar_AE" w:bidi="ar_AE"/>
         </w:rPr>
         <w:t>)</w:t>
@@ -822,17 +1010,23 @@
       </w:pPr>
       <w:r>
         <w:rPr>
-          <w:lang w:val="ar_AE" w:bidi="ar_AE"/>
-        </w:rPr>
-      </w:r>
-      <w:r>
-        <w:rPr>
+          <w:rtl/>
+          <w:cs/>
+          <w:lang w:val="ar_AE" w:bidi="ar_AE"/>
+        </w:rPr>
+      </w:r>
+      <w:r>
+        <w:rPr>
+          <w:rtl/>
+          <w:cs/>
           <w:lang w:val="ar_AE" w:bidi="ar_AE"/>
         </w:rPr>
         <w:t>تِنِّينٌ عَظِيمٌ أَحْمَرُ، لَهُ سَبْعَةُ رُؤُوسٍ</w:t>
       </w:r>
       <w:r>
         <w:rPr>
+          <w:rtl/>
+          <w:cs/>
           <w:lang w:val="ar_AE" w:bidi="ar_AE"/>
         </w:rPr>
         <w:t xml:space="preserve"> (</w:t>
@@ -840,6 +1034,8 @@
       <w:hyperlink r:id="rId32">
         <w:r>
           <w:rPr>
+            <w:rtl/>
+            <w:cs/>
             <w:lang w:val="ar_AE" w:bidi="ar_AE"/>
           </w:rPr>
           <w:rPr>
@@ -851,6 +1047,8 @@
       </w:hyperlink>
       <w:r>
         <w:rPr>
+          <w:rtl/>
+          <w:cs/>
           <w:lang w:val="ar_AE" w:bidi="ar_AE"/>
         </w:rPr>
         <w:t xml:space="preserve">، </w:t>
@@ -858,6 +1056,8 @@
       <w:hyperlink r:id="rId31">
         <w:r>
           <w:rPr>
+            <w:rtl/>
+            <w:cs/>
             <w:lang w:val="ar_AE" w:bidi="ar_AE"/>
           </w:rPr>
           <w:rPr>
@@ -869,6 +1069,8 @@
       </w:hyperlink>
       <w:r>
         <w:rPr>
+          <w:rtl/>
+          <w:cs/>
           <w:lang w:val="ar_AE" w:bidi="ar_AE"/>
         </w:rPr>
         <w:t>)</w:t>
@@ -883,17 +1085,23 @@
       </w:pPr>
       <w:r>
         <w:rPr>
-          <w:lang w:val="ar_AE" w:bidi="ar_AE"/>
-        </w:rPr>
-      </w:r>
-      <w:r>
-        <w:rPr>
+          <w:rtl/>
+          <w:cs/>
+          <w:lang w:val="ar_AE" w:bidi="ar_AE"/>
+        </w:rPr>
+      </w:r>
+      <w:r>
+        <w:rPr>
+          <w:rtl/>
+          <w:cs/>
           <w:lang w:val="ar_AE" w:bidi="ar_AE"/>
         </w:rPr>
         <w:t>الحَيَّة ٱلْقَدِيمَة</w:t>
       </w:r>
       <w:r>
         <w:rPr>
+          <w:rtl/>
+          <w:cs/>
           <w:lang w:val="ar_AE" w:bidi="ar_AE"/>
         </w:rPr>
         <w:t xml:space="preserve"> (</w:t>
@@ -901,6 +1109,8 @@
       <w:hyperlink r:id="rId20">
         <w:r>
           <w:rPr>
+            <w:rtl/>
+            <w:cs/>
             <w:lang w:val="ar_AE" w:bidi="ar_AE"/>
           </w:rPr>
           <w:rPr>
@@ -912,6 +1122,8 @@
       </w:hyperlink>
       <w:r>
         <w:rPr>
+          <w:rtl/>
+          <w:cs/>
           <w:lang w:val="ar_AE" w:bidi="ar_AE"/>
         </w:rPr>
         <w:t>)</w:t>
@@ -926,11 +1138,15 @@
       </w:pPr>
       <w:r>
         <w:rPr>
-          <w:lang w:val="ar_AE" w:bidi="ar_AE"/>
-        </w:rPr>
-      </w:r>
-      <w:r>
-        <w:rPr>
+          <w:rtl/>
+          <w:cs/>
+          <w:lang w:val="ar_AE" w:bidi="ar_AE"/>
+        </w:rPr>
+      </w:r>
+      <w:r>
+        <w:rPr>
+          <w:rtl/>
+          <w:cs/>
           <w:lang w:val="ar_AE" w:bidi="ar_AE"/>
         </w:rPr>
         <w:t>قتَّال، كَذَّاب وَأبُو الكَذَّاب (</w:t>
@@ -938,6 +1154,8 @@
       <w:hyperlink r:id="rId33">
         <w:r>
           <w:rPr>
+            <w:rtl/>
+            <w:cs/>
             <w:lang w:val="ar_AE" w:bidi="ar_AE"/>
           </w:rPr>
           <w:rPr>
@@ -949,6 +1167,8 @@
       </w:hyperlink>
       <w:r>
         <w:rPr>
+          <w:rtl/>
+          <w:cs/>
           <w:lang w:val="ar_AE" w:bidi="ar_AE"/>
         </w:rPr>
         <w:t>)</w:t>
@@ -960,11 +1180,15 @@
       </w:pPr>
       <w:r>
         <w:rPr>
-          <w:lang w:val="ar_AE" w:bidi="ar_AE"/>
-        </w:rPr>
-      </w:r>
-      <w:r>
-        <w:rPr>
+          <w:rtl/>
+          <w:cs/>
+          <w:lang w:val="ar_AE" w:bidi="ar_AE"/>
+        </w:rPr>
+      </w:r>
+      <w:r>
+        <w:rPr>
+          <w:rtl/>
+          <w:cs/>
           <w:lang w:val="ar_AE" w:bidi="ar_AE"/>
         </w:rPr>
         <w:t>عمل الشيطان أعمالًا شريرة كثيرة ضد الله والناس. فجعل داود يحصي جيشه حين لم يكن ينبغي له أن يحصي عددع (</w:t>
@@ -972,6 +1196,8 @@
       <w:hyperlink r:id="rId34">
         <w:r>
           <w:rPr>
+            <w:rtl/>
+            <w:cs/>
             <w:lang w:val="ar_AE" w:bidi="ar_AE"/>
           </w:rPr>
           <w:rPr>
@@ -983,6 +1209,8 @@
       </w:hyperlink>
       <w:r>
         <w:rPr>
+          <w:rtl/>
+          <w:cs/>
           <w:lang w:val="ar_AE" w:bidi="ar_AE"/>
         </w:rPr>
         <w:t xml:space="preserve">؛ قارن </w:t>
@@ -990,6 +1218,8 @@
       <w:hyperlink r:id="rId35">
         <w:r>
           <w:rPr>
+            <w:rtl/>
+            <w:cs/>
             <w:lang w:val="ar_AE" w:bidi="ar_AE"/>
           </w:rPr>
           <w:rPr>
@@ -1001,6 +1231,8 @@
       </w:hyperlink>
       <w:r>
         <w:rPr>
+          <w:rtl/>
+          <w:cs/>
           <w:lang w:val="ar_AE" w:bidi="ar_AE"/>
         </w:rPr>
         <w:t>). حاول الشيطان تجرِبة يسوع للوقع في الخطيّة، وساعد لاحقًا يهوذا الإسخريوطي على خيانة يسوع وتسليمه للموت (</w:t>
@@ -1008,6 +1240,8 @@
       <w:hyperlink r:id="rId36">
         <w:r>
           <w:rPr>
+            <w:rtl/>
+            <w:cs/>
             <w:lang w:val="ar_AE" w:bidi="ar_AE"/>
           </w:rPr>
           <w:rPr>
@@ -1019,6 +1253,8 @@
       </w:hyperlink>
       <w:r>
         <w:rPr>
+          <w:rtl/>
+          <w:cs/>
           <w:lang w:val="ar_AE" w:bidi="ar_AE"/>
         </w:rPr>
         <w:t xml:space="preserve">؛ </w:t>
@@ -1026,6 +1262,8 @@
       <w:hyperlink r:id="rId37">
         <w:r>
           <w:rPr>
+            <w:rtl/>
+            <w:cs/>
             <w:lang w:val="ar_AE" w:bidi="ar_AE"/>
           </w:rPr>
           <w:rPr>
@@ -1037,6 +1275,8 @@
       </w:hyperlink>
       <w:r>
         <w:rPr>
+          <w:rtl/>
+          <w:cs/>
           <w:lang w:val="ar_AE" w:bidi="ar_AE"/>
         </w:rPr>
         <w:t>). أراد اختبار إيمان بطرس مثلما اختبر أيوب قبلًا (</w:t>
@@ -1044,6 +1284,8 @@
       <w:hyperlink r:id="rId38">
         <w:r>
           <w:rPr>
+            <w:rtl/>
+            <w:cs/>
             <w:lang w:val="ar_AE" w:bidi="ar_AE"/>
           </w:rPr>
           <w:rPr>
@@ -1055,6 +1297,8 @@
       </w:hyperlink>
       <w:r>
         <w:rPr>
+          <w:rtl/>
+          <w:cs/>
           <w:lang w:val="ar_AE" w:bidi="ar_AE"/>
         </w:rPr>
         <w:t>). أوقع أناس في فخ الخطية (</w:t>
@@ -1062,6 +1306,8 @@
       <w:hyperlink r:id="rId39">
         <w:r>
           <w:rPr>
+            <w:rtl/>
+            <w:cs/>
             <w:lang w:val="ar_AE" w:bidi="ar_AE"/>
           </w:rPr>
           <w:rPr>
@@ -1073,6 +1319,8 @@
       </w:hyperlink>
       <w:r>
         <w:rPr>
+          <w:rtl/>
+          <w:cs/>
           <w:lang w:val="ar_AE" w:bidi="ar_AE"/>
         </w:rPr>
         <w:t>). استخدم الأكاذيب ليقاوم شعب الله (</w:t>
@@ -1080,6 +1328,8 @@
       <w:hyperlink r:id="rId40">
         <w:r>
           <w:rPr>
+            <w:rtl/>
+            <w:cs/>
             <w:lang w:val="ar_AE" w:bidi="ar_AE"/>
           </w:rPr>
           <w:rPr>
@@ -1091,6 +1341,8 @@
       </w:hyperlink>
       <w:r>
         <w:rPr>
+          <w:rtl/>
+          <w:cs/>
           <w:lang w:val="ar_AE" w:bidi="ar_AE"/>
         </w:rPr>
         <w:t xml:space="preserve">؛ </w:t>
@@ -1098,6 +1350,8 @@
       <w:hyperlink r:id="rId41">
         <w:r>
           <w:rPr>
+            <w:rtl/>
+            <w:cs/>
             <w:lang w:val="ar_AE" w:bidi="ar_AE"/>
           </w:rPr>
           <w:rPr>
@@ -1109,6 +1363,8 @@
       </w:hyperlink>
       <w:r>
         <w:rPr>
+          <w:rtl/>
+          <w:cs/>
           <w:lang w:val="ar_AE" w:bidi="ar_AE"/>
         </w:rPr>
         <w:t>). في النهاية، سيهزم الله الشيطان ويحبسه منتصرًا على الخَصْم المشتكي على شعب الله (</w:t>
@@ -1116,6 +1372,8 @@
       <w:hyperlink r:id="rId31">
         <w:r>
           <w:rPr>
+            <w:rtl/>
+            <w:cs/>
             <w:lang w:val="ar_AE" w:bidi="ar_AE"/>
           </w:rPr>
           <w:rPr>
@@ -1127,6 +1385,8 @@
       </w:hyperlink>
       <w:r>
         <w:rPr>
+          <w:rtl/>
+          <w:cs/>
           <w:lang w:val="ar_AE" w:bidi="ar_AE"/>
         </w:rPr>
         <w:t xml:space="preserve">؛ </w:t>
@@ -1134,6 +1394,8 @@
       <w:hyperlink r:id="rId20">
         <w:r>
           <w:rPr>
+            <w:rtl/>
+            <w:cs/>
             <w:lang w:val="ar_AE" w:bidi="ar_AE"/>
           </w:rPr>
           <w:rPr>
@@ -1145,6 +1407,8 @@
       </w:hyperlink>
       <w:r>
         <w:rPr>
+          <w:rtl/>
+          <w:cs/>
           <w:lang w:val="ar_AE" w:bidi="ar_AE"/>
         </w:rPr>
         <w:t xml:space="preserve">، </w:t>
@@ -1152,6 +1416,8 @@
       <w:hyperlink r:id="rId42">
         <w:r>
           <w:rPr>
+            <w:rtl/>
+            <w:cs/>
             <w:lang w:val="ar_AE" w:bidi="ar_AE"/>
           </w:rPr>
           <w:rPr>
@@ -1163,6 +1429,8 @@
       </w:hyperlink>
       <w:r>
         <w:rPr>
+          <w:rtl/>
+          <w:cs/>
           <w:lang w:val="ar_AE" w:bidi="ar_AE"/>
         </w:rPr>
         <w:t>).</w:t>
@@ -1174,12 +1442,16 @@
       </w:pPr>
       <w:r>
         <w:rPr>
+          <w:rtl/>
+          <w:cs/>
           <w:lang w:val="ar_AE" w:bidi="ar_AE"/>
         </w:rPr>
       </w:r>
       <w:r>
         <w:rPr>
           <w:u w:val="single"/>
+          <w:rtl/>
+          <w:cs/>
           <w:lang w:val="ar_AE" w:bidi="ar_AE"/>
         </w:rPr>
         <w:t>مقاطع كتابية لدراسة أعمق</w:t>
@@ -1191,12 +1463,16 @@
       </w:pPr>
       <w:r>
         <w:rPr>
+          <w:rtl/>
+          <w:cs/>
           <w:lang w:val="ar_AE" w:bidi="ar_AE"/>
         </w:rPr>
       </w:r>
       <w:hyperlink r:id="rId17">
         <w:r>
           <w:rPr>
+            <w:rtl/>
+            <w:cs/>
             <w:lang w:val="ar_AE" w:bidi="ar_AE"/>
           </w:rPr>
           <w:rPr>
@@ -1208,6 +1484,8 @@
       </w:hyperlink>
       <w:r>
         <w:rPr>
+          <w:rtl/>
+          <w:cs/>
           <w:lang w:val="ar_AE" w:bidi="ar_AE"/>
         </w:rPr>
         <w:t xml:space="preserve">، </w:t>
@@ -1215,6 +1493,8 @@
       <w:hyperlink r:id="rId18">
         <w:r>
           <w:rPr>
+            <w:rtl/>
+            <w:cs/>
             <w:lang w:val="ar_AE" w:bidi="ar_AE"/>
           </w:rPr>
           <w:rPr>
@@ -1226,6 +1506,8 @@
       </w:hyperlink>
       <w:r>
         <w:rPr>
+          <w:rtl/>
+          <w:cs/>
           <w:lang w:val="ar_AE" w:bidi="ar_AE"/>
         </w:rPr>
         <w:t xml:space="preserve">؛ </w:t>
@@ -1233,6 +1515,8 @@
       <w:hyperlink r:id="rId34">
         <w:r>
           <w:rPr>
+            <w:rtl/>
+            <w:cs/>
             <w:lang w:val="ar_AE" w:bidi="ar_AE"/>
           </w:rPr>
           <w:rPr>
@@ -1244,6 +1528,8 @@
       </w:hyperlink>
       <w:r>
         <w:rPr>
+          <w:rtl/>
+          <w:cs/>
           <w:lang w:val="ar_AE" w:bidi="ar_AE"/>
         </w:rPr>
         <w:t xml:space="preserve">؛ </w:t>
@@ -1251,6 +1537,8 @@
       <w:hyperlink r:id="rId43">
         <w:r>
           <w:rPr>
+            <w:rtl/>
+            <w:cs/>
             <w:lang w:val="ar_AE" w:bidi="ar_AE"/>
           </w:rPr>
           <w:rPr>
@@ -1262,6 +1550,8 @@
       </w:hyperlink>
       <w:r>
         <w:rPr>
+          <w:rtl/>
+          <w:cs/>
           <w:lang w:val="ar_AE" w:bidi="ar_AE"/>
         </w:rPr>
         <w:t xml:space="preserve">؛ </w:t>
@@ -1269,6 +1559,8 @@
       <w:hyperlink r:id="rId44">
         <w:r>
           <w:rPr>
+            <w:rtl/>
+            <w:cs/>
             <w:lang w:val="ar_AE" w:bidi="ar_AE"/>
           </w:rPr>
           <w:rPr>
@@ -1280,6 +1572,8 @@
       </w:hyperlink>
       <w:r>
         <w:rPr>
+          <w:rtl/>
+          <w:cs/>
           <w:lang w:val="ar_AE" w:bidi="ar_AE"/>
         </w:rPr>
         <w:t xml:space="preserve">؛ </w:t>
@@ -1287,6 +1581,8 @@
       <w:hyperlink r:id="rId45">
         <w:r>
           <w:rPr>
+            <w:rtl/>
+            <w:cs/>
             <w:lang w:val="ar_AE" w:bidi="ar_AE"/>
           </w:rPr>
           <w:rPr>
@@ -1298,6 +1594,8 @@
       </w:hyperlink>
       <w:r>
         <w:rPr>
+          <w:rtl/>
+          <w:cs/>
           <w:lang w:val="ar_AE" w:bidi="ar_AE"/>
         </w:rPr>
         <w:t xml:space="preserve">؛ </w:t>
@@ -1305,6 +1603,8 @@
       <w:hyperlink r:id="rId23">
         <w:r>
           <w:rPr>
+            <w:rtl/>
+            <w:cs/>
             <w:lang w:val="ar_AE" w:bidi="ar_AE"/>
           </w:rPr>
           <w:rPr>
@@ -1316,6 +1616,8 @@
       </w:hyperlink>
       <w:r>
         <w:rPr>
+          <w:rtl/>
+          <w:cs/>
           <w:lang w:val="ar_AE" w:bidi="ar_AE"/>
         </w:rPr>
         <w:t xml:space="preserve">؛ </w:t>
@@ -1323,6 +1625,8 @@
       <w:hyperlink r:id="rId25">
         <w:r>
           <w:rPr>
+            <w:rtl/>
+            <w:cs/>
             <w:lang w:val="ar_AE" w:bidi="ar_AE"/>
           </w:rPr>
           <w:rPr>
@@ -1334,6 +1638,8 @@
       </w:hyperlink>
       <w:r>
         <w:rPr>
+          <w:rtl/>
+          <w:cs/>
           <w:lang w:val="ar_AE" w:bidi="ar_AE"/>
         </w:rPr>
         <w:t xml:space="preserve">، </w:t>
@@ -1341,6 +1647,8 @@
       <w:hyperlink r:id="rId46">
         <w:r>
           <w:rPr>
+            <w:rtl/>
+            <w:cs/>
             <w:lang w:val="ar_AE" w:bidi="ar_AE"/>
           </w:rPr>
           <w:rPr>
@@ -1352,6 +1660,8 @@
       </w:hyperlink>
       <w:r>
         <w:rPr>
+          <w:rtl/>
+          <w:cs/>
           <w:lang w:val="ar_AE" w:bidi="ar_AE"/>
         </w:rPr>
         <w:t xml:space="preserve">؛ </w:t>
@@ -1359,6 +1669,8 @@
       <w:hyperlink r:id="rId47">
         <w:r>
           <w:rPr>
+            <w:rtl/>
+            <w:cs/>
             <w:lang w:val="ar_AE" w:bidi="ar_AE"/>
           </w:rPr>
           <w:rPr>
@@ -1370,6 +1682,8 @@
       </w:hyperlink>
       <w:r>
         <w:rPr>
+          <w:rtl/>
+          <w:cs/>
           <w:lang w:val="ar_AE" w:bidi="ar_AE"/>
         </w:rPr>
         <w:t xml:space="preserve">؛ </w:t>
@@ -1377,6 +1691,8 @@
       <w:hyperlink r:id="rId48">
         <w:r>
           <w:rPr>
+            <w:rtl/>
+            <w:cs/>
             <w:lang w:val="ar_AE" w:bidi="ar_AE"/>
           </w:rPr>
           <w:rPr>
@@ -1388,6 +1704,8 @@
       </w:hyperlink>
       <w:r>
         <w:rPr>
+          <w:rtl/>
+          <w:cs/>
           <w:lang w:val="ar_AE" w:bidi="ar_AE"/>
         </w:rPr>
         <w:t xml:space="preserve">؛ </w:t>
@@ -1395,6 +1713,8 @@
       <w:hyperlink r:id="rId49">
         <w:r>
           <w:rPr>
+            <w:rtl/>
+            <w:cs/>
             <w:lang w:val="ar_AE" w:bidi="ar_AE"/>
           </w:rPr>
           <w:rPr>
@@ -1406,6 +1726,8 @@
       </w:hyperlink>
       <w:r>
         <w:rPr>
+          <w:rtl/>
+          <w:cs/>
           <w:lang w:val="ar_AE" w:bidi="ar_AE"/>
         </w:rPr>
         <w:t xml:space="preserve">؛ </w:t>
@@ -1413,6 +1735,8 @@
       <w:hyperlink r:id="rId50">
         <w:r>
           <w:rPr>
+            <w:rtl/>
+            <w:cs/>
             <w:lang w:val="ar_AE" w:bidi="ar_AE"/>
           </w:rPr>
           <w:rPr>
@@ -1424,6 +1748,8 @@
       </w:hyperlink>
       <w:r>
         <w:rPr>
+          <w:rtl/>
+          <w:cs/>
           <w:lang w:val="ar_AE" w:bidi="ar_AE"/>
         </w:rPr>
         <w:t xml:space="preserve">؛ </w:t>
@@ -1431,6 +1757,8 @@
       <w:hyperlink r:id="rId51">
         <w:r>
           <w:rPr>
+            <w:rtl/>
+            <w:cs/>
             <w:lang w:val="ar_AE" w:bidi="ar_AE"/>
           </w:rPr>
           <w:rPr>
@@ -1442,6 +1770,8 @@
       </w:hyperlink>
       <w:r>
         <w:rPr>
+          <w:rtl/>
+          <w:cs/>
           <w:lang w:val="ar_AE" w:bidi="ar_AE"/>
         </w:rPr>
         <w:t xml:space="preserve">؛ </w:t>
@@ -1449,6 +1779,8 @@
       <w:hyperlink r:id="rId24">
         <w:r>
           <w:rPr>
+            <w:rtl/>
+            <w:cs/>
             <w:lang w:val="ar_AE" w:bidi="ar_AE"/>
           </w:rPr>
           <w:rPr>
@@ -1460,6 +1792,8 @@
       </w:hyperlink>
       <w:r>
         <w:rPr>
+          <w:rtl/>
+          <w:cs/>
           <w:lang w:val="ar_AE" w:bidi="ar_AE"/>
         </w:rPr>
         <w:t xml:space="preserve">؛ </w:t>
@@ -1467,6 +1801,8 @@
       <w:hyperlink r:id="rId52">
         <w:r>
           <w:rPr>
+            <w:rtl/>
+            <w:cs/>
             <w:lang w:val="ar_AE" w:bidi="ar_AE"/>
           </w:rPr>
           <w:rPr>
@@ -1478,6 +1814,8 @@
       </w:hyperlink>
       <w:r>
         <w:rPr>
+          <w:rtl/>
+          <w:cs/>
           <w:lang w:val="ar_AE" w:bidi="ar_AE"/>
         </w:rPr>
         <w:t xml:space="preserve">، </w:t>
@@ -1485,6 +1823,8 @@
       <w:hyperlink r:id="rId38">
         <w:r>
           <w:rPr>
+            <w:rtl/>
+            <w:cs/>
             <w:lang w:val="ar_AE" w:bidi="ar_AE"/>
           </w:rPr>
           <w:rPr>
@@ -1496,6 +1836,8 @@
       </w:hyperlink>
       <w:r>
         <w:rPr>
+          <w:rtl/>
+          <w:cs/>
           <w:lang w:val="ar_AE" w:bidi="ar_AE"/>
         </w:rPr>
         <w:t xml:space="preserve">؛ </w:t>
@@ -1503,6 +1845,8 @@
       <w:hyperlink r:id="rId33">
         <w:r>
           <w:rPr>
+            <w:rtl/>
+            <w:cs/>
             <w:lang w:val="ar_AE" w:bidi="ar_AE"/>
           </w:rPr>
           <w:rPr>
@@ -1514,6 +1858,8 @@
       </w:hyperlink>
       <w:r>
         <w:rPr>
+          <w:rtl/>
+          <w:cs/>
           <w:lang w:val="ar_AE" w:bidi="ar_AE"/>
         </w:rPr>
         <w:t xml:space="preserve">؛ </w:t>
@@ -1521,6 +1867,8 @@
       <w:hyperlink r:id="rId53">
         <w:r>
           <w:rPr>
+            <w:rtl/>
+            <w:cs/>
             <w:lang w:val="ar_AE" w:bidi="ar_AE"/>
           </w:rPr>
           <w:rPr>
@@ -1532,6 +1880,8 @@
       </w:hyperlink>
       <w:r>
         <w:rPr>
+          <w:rtl/>
+          <w:cs/>
           <w:lang w:val="ar_AE" w:bidi="ar_AE"/>
         </w:rPr>
         <w:t xml:space="preserve">؛ </w:t>
@@ -1539,6 +1889,8 @@
       <w:hyperlink r:id="rId54">
         <w:r>
           <w:rPr>
+            <w:rtl/>
+            <w:cs/>
             <w:lang w:val="ar_AE" w:bidi="ar_AE"/>
           </w:rPr>
           <w:rPr>
@@ -1550,6 +1902,8 @@
       </w:hyperlink>
       <w:r>
         <w:rPr>
+          <w:rtl/>
+          <w:cs/>
           <w:lang w:val="ar_AE" w:bidi="ar_AE"/>
         </w:rPr>
         <w:t xml:space="preserve">، </w:t>
@@ -1557,6 +1911,8 @@
       <w:hyperlink r:id="rId37">
         <w:r>
           <w:rPr>
+            <w:rtl/>
+            <w:cs/>
             <w:lang w:val="ar_AE" w:bidi="ar_AE"/>
           </w:rPr>
           <w:rPr>
@@ -1568,6 +1924,8 @@
       </w:hyperlink>
       <w:r>
         <w:rPr>
+          <w:rtl/>
+          <w:cs/>
           <w:lang w:val="ar_AE" w:bidi="ar_AE"/>
         </w:rPr>
         <w:t xml:space="preserve">؛ </w:t>
@@ -1575,6 +1933,8 @@
       <w:hyperlink r:id="rId55">
         <w:r>
           <w:rPr>
+            <w:rtl/>
+            <w:cs/>
             <w:lang w:val="ar_AE" w:bidi="ar_AE"/>
           </w:rPr>
           <w:rPr>
@@ -1586,6 +1946,8 @@
       </w:hyperlink>
       <w:r>
         <w:rPr>
+          <w:rtl/>
+          <w:cs/>
           <w:lang w:val="ar_AE" w:bidi="ar_AE"/>
         </w:rPr>
         <w:t xml:space="preserve">؛ </w:t>
@@ -1593,6 +1955,8 @@
       <w:hyperlink r:id="rId56">
         <w:r>
           <w:rPr>
+            <w:rtl/>
+            <w:cs/>
             <w:lang w:val="ar_AE" w:bidi="ar_AE"/>
           </w:rPr>
           <w:rPr>
@@ -1604,6 +1968,8 @@
       </w:hyperlink>
       <w:r>
         <w:rPr>
+          <w:rtl/>
+          <w:cs/>
           <w:lang w:val="ar_AE" w:bidi="ar_AE"/>
         </w:rPr>
         <w:t xml:space="preserve">؛ </w:t>
@@ -1611,6 +1977,8 @@
       <w:hyperlink r:id="rId39">
         <w:r>
           <w:rPr>
+            <w:rtl/>
+            <w:cs/>
             <w:lang w:val="ar_AE" w:bidi="ar_AE"/>
           </w:rPr>
           <w:rPr>
@@ -1622,6 +1990,8 @@
       </w:hyperlink>
       <w:r>
         <w:rPr>
+          <w:rtl/>
+          <w:cs/>
           <w:lang w:val="ar_AE" w:bidi="ar_AE"/>
         </w:rPr>
         <w:t xml:space="preserve">؛ </w:t>
@@ -1629,6 +1999,8 @@
       <w:hyperlink r:id="rId57">
         <w:r>
           <w:rPr>
+            <w:rtl/>
+            <w:cs/>
             <w:lang w:val="ar_AE" w:bidi="ar_AE"/>
           </w:rPr>
           <w:rPr>
@@ -1640,6 +2012,8 @@
       </w:hyperlink>
       <w:r>
         <w:rPr>
+          <w:rtl/>
+          <w:cs/>
           <w:lang w:val="ar_AE" w:bidi="ar_AE"/>
         </w:rPr>
         <w:t xml:space="preserve">؛ </w:t>
@@ -1647,6 +2021,8 @@
       <w:hyperlink r:id="rId40">
         <w:r>
           <w:rPr>
+            <w:rtl/>
+            <w:cs/>
             <w:lang w:val="ar_AE" w:bidi="ar_AE"/>
           </w:rPr>
           <w:rPr>
@@ -1658,6 +2034,8 @@
       </w:hyperlink>
       <w:r>
         <w:rPr>
+          <w:rtl/>
+          <w:cs/>
           <w:lang w:val="ar_AE" w:bidi="ar_AE"/>
         </w:rPr>
         <w:t xml:space="preserve">؛ </w:t>
@@ -1665,6 +2043,8 @@
       <w:hyperlink r:id="rId58">
         <w:r>
           <w:rPr>
+            <w:rtl/>
+            <w:cs/>
             <w:lang w:val="ar_AE" w:bidi="ar_AE"/>
           </w:rPr>
           <w:rPr>
@@ -1676,6 +2056,8 @@
       </w:hyperlink>
       <w:r>
         <w:rPr>
+          <w:rtl/>
+          <w:cs/>
           <w:lang w:val="ar_AE" w:bidi="ar_AE"/>
         </w:rPr>
         <w:t xml:space="preserve">؛ </w:t>
@@ -1683,6 +2065,8 @@
       <w:hyperlink r:id="rId59">
         <w:r>
           <w:rPr>
+            <w:rtl/>
+            <w:cs/>
             <w:lang w:val="ar_AE" w:bidi="ar_AE"/>
           </w:rPr>
           <w:rPr>
@@ -1694,6 +2078,8 @@
       </w:hyperlink>
       <w:r>
         <w:rPr>
+          <w:rtl/>
+          <w:cs/>
           <w:lang w:val="ar_AE" w:bidi="ar_AE"/>
         </w:rPr>
         <w:t xml:space="preserve">؛ </w:t>
@@ -1701,6 +2087,8 @@
       <w:hyperlink r:id="rId30">
         <w:r>
           <w:rPr>
+            <w:rtl/>
+            <w:cs/>
             <w:lang w:val="ar_AE" w:bidi="ar_AE"/>
           </w:rPr>
           <w:rPr>
@@ -1712,6 +2100,8 @@
       </w:hyperlink>
       <w:r>
         <w:rPr>
+          <w:rtl/>
+          <w:cs/>
           <w:lang w:val="ar_AE" w:bidi="ar_AE"/>
         </w:rPr>
         <w:t xml:space="preserve">؛ </w:t>
@@ -1719,6 +2109,8 @@
       <w:hyperlink r:id="rId60">
         <w:r>
           <w:rPr>
+            <w:rtl/>
+            <w:cs/>
             <w:lang w:val="ar_AE" w:bidi="ar_AE"/>
           </w:rPr>
           <w:rPr>
@@ -1730,6 +2122,8 @@
       </w:hyperlink>
       <w:r>
         <w:rPr>
+          <w:rtl/>
+          <w:cs/>
           <w:lang w:val="ar_AE" w:bidi="ar_AE"/>
         </w:rPr>
         <w:t xml:space="preserve">؛ </w:t>
@@ -1737,6 +2131,8 @@
       <w:hyperlink r:id="rId22">
         <w:r>
           <w:rPr>
+            <w:rtl/>
+            <w:cs/>
             <w:lang w:val="ar_AE" w:bidi="ar_AE"/>
           </w:rPr>
           <w:rPr>
@@ -1748,6 +2144,8 @@
       </w:hyperlink>
       <w:r>
         <w:rPr>
+          <w:rtl/>
+          <w:cs/>
           <w:lang w:val="ar_AE" w:bidi="ar_AE"/>
         </w:rPr>
         <w:t xml:space="preserve">؛ </w:t>
@@ -1755,6 +2153,8 @@
       <w:hyperlink r:id="rId61">
         <w:r>
           <w:rPr>
+            <w:rtl/>
+            <w:cs/>
             <w:lang w:val="ar_AE" w:bidi="ar_AE"/>
           </w:rPr>
           <w:rPr>
@@ -1766,6 +2166,8 @@
       </w:hyperlink>
       <w:r>
         <w:rPr>
+          <w:rtl/>
+          <w:cs/>
           <w:lang w:val="ar_AE" w:bidi="ar_AE"/>
         </w:rPr>
         <w:t xml:space="preserve">؛ </w:t>
@@ -1773,6 +2175,8 @@
       <w:hyperlink r:id="rId62">
         <w:r>
           <w:rPr>
+            <w:rtl/>
+            <w:cs/>
             <w:lang w:val="ar_AE" w:bidi="ar_AE"/>
           </w:rPr>
           <w:rPr>
@@ -1784,6 +2188,8 @@
       </w:hyperlink>
       <w:r>
         <w:rPr>
+          <w:rtl/>
+          <w:cs/>
           <w:lang w:val="ar_AE" w:bidi="ar_AE"/>
         </w:rPr>
         <w:t xml:space="preserve">؛ </w:t>
@@ -1791,6 +2197,8 @@
       <w:hyperlink r:id="rId63">
         <w:r>
           <w:rPr>
+            <w:rtl/>
+            <w:cs/>
             <w:lang w:val="ar_AE" w:bidi="ar_AE"/>
           </w:rPr>
           <w:rPr>
@@ -1802,6 +2210,8 @@
       </w:hyperlink>
       <w:r>
         <w:rPr>
+          <w:rtl/>
+          <w:cs/>
           <w:lang w:val="ar_AE" w:bidi="ar_AE"/>
         </w:rPr>
         <w:t xml:space="preserve">؛ </w:t>
@@ -1809,6 +2219,8 @@
       <w:hyperlink r:id="rId64">
         <w:r>
           <w:rPr>
+            <w:rtl/>
+            <w:cs/>
             <w:lang w:val="ar_AE" w:bidi="ar_AE"/>
           </w:rPr>
           <w:rPr>
@@ -1820,6 +2232,8 @@
       </w:hyperlink>
       <w:r>
         <w:rPr>
+          <w:rtl/>
+          <w:cs/>
           <w:lang w:val="ar_AE" w:bidi="ar_AE"/>
         </w:rPr>
         <w:t xml:space="preserve">؛ </w:t>
@@ -1827,6 +2241,8 @@
       <w:hyperlink r:id="rId27">
         <w:r>
           <w:rPr>
+            <w:rtl/>
+            <w:cs/>
             <w:lang w:val="ar_AE" w:bidi="ar_AE"/>
           </w:rPr>
           <w:rPr>
@@ -1838,6 +2254,8 @@
       </w:hyperlink>
       <w:r>
         <w:rPr>
+          <w:rtl/>
+          <w:cs/>
           <w:lang w:val="ar_AE" w:bidi="ar_AE"/>
         </w:rPr>
         <w:t xml:space="preserve">؛ </w:t>
@@ -1845,6 +2263,8 @@
       <w:hyperlink r:id="rId28">
         <w:r>
           <w:rPr>
+            <w:rtl/>
+            <w:cs/>
             <w:lang w:val="ar_AE" w:bidi="ar_AE"/>
           </w:rPr>
           <w:rPr>
@@ -1856,6 +2276,8 @@
       </w:hyperlink>
       <w:r>
         <w:rPr>
+          <w:rtl/>
+          <w:cs/>
           <w:lang w:val="ar_AE" w:bidi="ar_AE"/>
         </w:rPr>
         <w:t xml:space="preserve">؛ </w:t>
@@ -1863,6 +2285,8 @@
       <w:hyperlink r:id="rId29">
         <w:r>
           <w:rPr>
+            <w:rtl/>
+            <w:cs/>
             <w:lang w:val="ar_AE" w:bidi="ar_AE"/>
           </w:rPr>
           <w:rPr>
@@ -1874,6 +2298,8 @@
       </w:hyperlink>
       <w:r>
         <w:rPr>
+          <w:rtl/>
+          <w:cs/>
           <w:lang w:val="ar_AE" w:bidi="ar_AE"/>
         </w:rPr>
         <w:t xml:space="preserve">؛ </w:t>
@@ -1881,6 +2307,8 @@
       <w:hyperlink r:id="rId32">
         <w:r>
           <w:rPr>
+            <w:rtl/>
+            <w:cs/>
             <w:lang w:val="ar_AE" w:bidi="ar_AE"/>
           </w:rPr>
           <w:rPr>
@@ -1892,6 +2320,8 @@
       </w:hyperlink>
       <w:r>
         <w:rPr>
+          <w:rtl/>
+          <w:cs/>
           <w:lang w:val="ar_AE" w:bidi="ar_AE"/>
         </w:rPr>
         <w:t xml:space="preserve">، </w:t>
@@ -1899,6 +2329,8 @@
       <w:hyperlink r:id="rId31">
         <w:r>
           <w:rPr>
+            <w:rtl/>
+            <w:cs/>
             <w:lang w:val="ar_AE" w:bidi="ar_AE"/>
           </w:rPr>
           <w:rPr>
@@ -1910,6 +2342,8 @@
       </w:hyperlink>
       <w:r>
         <w:rPr>
+          <w:rtl/>
+          <w:cs/>
           <w:lang w:val="ar_AE" w:bidi="ar_AE"/>
         </w:rPr>
         <w:t xml:space="preserve">؛ </w:t>
@@ -1917,6 +2351,8 @@
       <w:hyperlink r:id="rId20">
         <w:r>
           <w:rPr>
+            <w:rtl/>
+            <w:cs/>
             <w:lang w:val="ar_AE" w:bidi="ar_AE"/>
           </w:rPr>
           <w:rPr>
@@ -1928,6 +2364,8 @@
       </w:hyperlink>
       <w:r>
         <w:rPr>
+          <w:rtl/>
+          <w:cs/>
           <w:lang w:val="ar_AE" w:bidi="ar_AE"/>
         </w:rPr>
         <w:t xml:space="preserve">، </w:t>
@@ -1935,6 +2373,8 @@
       <w:hyperlink r:id="rId42">
         <w:r>
           <w:rPr>
+            <w:rtl/>
+            <w:cs/>
             <w:lang w:val="ar_AE" w:bidi="ar_AE"/>
           </w:rPr>
           <w:rPr>
@@ -1946,11 +2386,15 @@
       </w:hyperlink>
       <w:r>
         <w:rPr>
-          <w:lang w:val="ar_AE" w:bidi="ar_AE"/>
-        </w:rPr>
-      </w:r>
-      <w:r>
-        <w:rPr>
+          <w:rtl/>
+          <w:cs/>
+          <w:lang w:val="ar_AE" w:bidi="ar_AE"/>
+        </w:rPr>
+      </w:r>
+      <w:r>
+        <w:rPr>
+          <w:rtl/>
+          <w:cs/>
           <w:lang w:val="ar_AE" w:bidi="ar_AE"/>
         </w:rPr>
       </w:r>
@@ -1961,6 +2405,8 @@
       </w:pPr>
       <w:r>
         <w:rPr>
+          <w:rtl/>
+          <w:cs/>
           <w:lang w:val="ar_AE" w:bidi="ar_AE"/>
         </w:rPr>
       </w:r>
@@ -1972,12 +2418,16 @@
       </w:pPr>
       <w:r>
         <w:rPr>
+          <w:rtl/>
+          <w:cs/>
           <w:lang w:val="ar_AE" w:bidi="ar_AE"/>
         </w:rPr>
         <w:t>شاول</w:t>
       </w:r>
       <w:r>
         <w:rPr>
+          <w:rtl/>
+          <w:cs/>
           <w:lang w:val="ar_AE" w:bidi="ar_AE"/>
         </w:rPr>
       </w:r>
@@ -1988,11 +2438,15 @@
       </w:pPr>
       <w:r>
         <w:rPr>
-          <w:lang w:val="ar_AE" w:bidi="ar_AE"/>
-        </w:rPr>
-      </w:r>
-      <w:r>
-        <w:rPr>
+          <w:rtl/>
+          <w:cs/>
+          <w:lang w:val="ar_AE" w:bidi="ar_AE"/>
+        </w:rPr>
+      </w:r>
+      <w:r>
+        <w:rPr>
+          <w:rtl/>
+          <w:cs/>
           <w:lang w:val="ar_AE" w:bidi="ar_AE"/>
         </w:rPr>
         <w:t>كان شاول أول ملك على إسرائيل. رغم أنه كان اختيار الله والشعب، إلا أن فشل فشلّا ذريعًا بسبب ضعف ثقته في نفسه وفي الله. كان شاول شخصية معقدة. وقد نشعر أحيانًا بالأسى لحاله بسبب صراعاته التي اجتاز فيها. إنما في أغلب الأحيان كان هو من يصنع مشكلاته، ويتسبب في تعاسة من حوله، ويدخل المقربين منه في متاعب وأزمات.</w:t>
@@ -2004,11 +2458,15 @@
       </w:pPr>
       <w:r>
         <w:rPr>
-          <w:lang w:val="ar_AE" w:bidi="ar_AE"/>
-        </w:rPr>
-      </w:r>
-      <w:r>
-        <w:rPr>
+          <w:rtl/>
+          <w:cs/>
+          <w:lang w:val="ar_AE" w:bidi="ar_AE"/>
+        </w:rPr>
+      </w:r>
+      <w:r>
+        <w:rPr>
+          <w:rtl/>
+          <w:cs/>
           <w:lang w:val="ar_AE" w:bidi="ar_AE"/>
         </w:rPr>
         <w:t>رَجُلٌ مِنْ بَنْيَامِينَ ٱسْمُهُ قَيْسُ بْنُ أَبِيئِيلَ بْنِ صَرُورَ بْنِ بَكُورَةَ بْنِ أَفِيحَ، ٱبْنُ رَجُلٍ بَنْيَامِينِيٍّ جَبَّارَ بَأْسٍ.</w:t>
@@ -2020,11 +2478,15 @@
       </w:pPr>
       <w:r>
         <w:rPr>
-          <w:lang w:val="ar_AE" w:bidi="ar_AE"/>
-        </w:rPr>
-      </w:r>
-      <w:r>
-        <w:rPr>
+          <w:rtl/>
+          <w:cs/>
+          <w:lang w:val="ar_AE" w:bidi="ar_AE"/>
+        </w:rPr>
+      </w:r>
+      <w:r>
+        <w:rPr>
+          <w:rtl/>
+          <w:cs/>
           <w:lang w:val="ar_AE" w:bidi="ar_AE"/>
         </w:rPr>
         <w:t>كان شاول ابن أحد ملاك الأراضي الأثرياء. أصبح ملكًا دون أن يتوقع أو يرغب في ذلك. أراد الناس ملكًا يقودهم في المعارك، لذا ارتضوا بشاول، الذي كان أطول من كل الشعب (</w:t>
@@ -2032,6 +2494,8 @@
       <w:hyperlink r:id="rId65">
         <w:r>
           <w:rPr>
+            <w:rtl/>
+            <w:cs/>
             <w:lang w:val="ar_AE" w:bidi="ar_AE"/>
           </w:rPr>
           <w:rPr>
@@ -2043,6 +2507,8 @@
       </w:hyperlink>
       <w:r>
         <w:rPr>
+          <w:rtl/>
+          <w:cs/>
           <w:lang w:val="ar_AE" w:bidi="ar_AE"/>
         </w:rPr>
         <w:t>). ومع ذلك، طغت عليهم الصعوبات العسكرية، فبم يكن شاول يتحلى بالثقة في دور القائد العسكري. ولولا النبي صموئيل ويوناثان، ابن شاول، ربما كانت فترة حكم شاول قد انتهت بكارثة حقيقية.</w:t>
@@ -2054,11 +2520,15 @@
       </w:pPr>
       <w:r>
         <w:rPr>
-          <w:lang w:val="ar_AE" w:bidi="ar_AE"/>
-        </w:rPr>
-      </w:r>
-      <w:r>
-        <w:rPr>
+          <w:rtl/>
+          <w:cs/>
+          <w:lang w:val="ar_AE" w:bidi="ar_AE"/>
+        </w:rPr>
+      </w:r>
+      <w:r>
+        <w:rPr>
+          <w:rtl/>
+          <w:cs/>
           <w:lang w:val="ar_AE" w:bidi="ar_AE"/>
         </w:rPr>
         <w:t>أغضب شاول الله عندما قدّم وعودًا متسرعة دون تفكير في زمن الحرب (</w:t>
@@ -2066,6 +2536,8 @@
       <w:hyperlink r:id="rId66">
         <w:r>
           <w:rPr>
+            <w:rtl/>
+            <w:cs/>
             <w:lang w:val="ar_AE" w:bidi="ar_AE"/>
           </w:rPr>
           <w:rPr>
@@ -2077,6 +2549,8 @@
       </w:hyperlink>
       <w:r>
         <w:rPr>
+          <w:rtl/>
+          <w:cs/>
           <w:lang w:val="ar_AE" w:bidi="ar_AE"/>
         </w:rPr>
         <w:t>). كما مارس تقديم الذبائح قبل المعركة عوضًا عن انتظار صموئيل النبي (</w:t>
@@ -2084,6 +2558,8 @@
       <w:hyperlink r:id="rId67">
         <w:r>
           <w:rPr>
+            <w:rtl/>
+            <w:cs/>
             <w:lang w:val="ar_AE" w:bidi="ar_AE"/>
           </w:rPr>
           <w:rPr>
@@ -2095,6 +2571,8 @@
       </w:hyperlink>
       <w:r>
         <w:rPr>
+          <w:rtl/>
+          <w:cs/>
           <w:lang w:val="ar_AE" w:bidi="ar_AE"/>
         </w:rPr>
         <w:t>). عصى شاول أمر الله بامتناعه عن تحريم (تدمير) جميع شعب العمالقة وممتلكاهم (</w:t>
@@ -2102,6 +2580,8 @@
       <w:hyperlink r:id="rId68">
         <w:r>
           <w:rPr>
+            <w:rtl/>
+            <w:cs/>
             <w:lang w:val="ar_AE" w:bidi="ar_AE"/>
           </w:rPr>
           <w:rPr>
@@ -2113,6 +2593,8 @@
       </w:hyperlink>
       <w:r>
         <w:rPr>
+          <w:rtl/>
+          <w:cs/>
           <w:lang w:val="ar_AE" w:bidi="ar_AE"/>
         </w:rPr>
         <w:t>). نتيجة لذلك، قرر الله إزالة شاول من منصب الملك. أرسل الله صموئيل لاختيار داود كملك جديد عن طريق سكب الزيت المقدس على رأسه. سرعان ما راود الشك قلب شاول من جهة داود، الذي كان أفضل صديق لابنه يوناثان، وأوفى خادم له. أصبح شاول حاكمًا قاسيًا ،ورفض التخلي عن الحكم مهما تكلف الأمر. أنفق الكثير من الوقت والجهد في محاولة القبض على داود وقتله.</w:t>
@@ -2124,11 +2606,15 @@
       </w:pPr>
       <w:r>
         <w:rPr>
-          <w:lang w:val="ar_AE" w:bidi="ar_AE"/>
-        </w:rPr>
-      </w:r>
-      <w:r>
-        <w:rPr>
+          <w:rtl/>
+          <w:cs/>
+          <w:lang w:val="ar_AE" w:bidi="ar_AE"/>
+        </w:rPr>
+      </w:r>
+      <w:r>
+        <w:rPr>
+          <w:rtl/>
+          <w:cs/>
           <w:lang w:val="ar_AE" w:bidi="ar_AE"/>
         </w:rPr>
         <w:t>أُصيب شاول في معركة ضد الفلسطينيين ثم انتحر بسيفه. كانت وفاته نتيجة لحكم الله. على الرغم من أن داود قضى وقتًا طويلاً هاربًا من شاول، إلا أنه كرّم الملك الأول وابنه يوناثان بخطاب مؤثر وصادق (</w:t>
@@ -2136,6 +2622,8 @@
       <w:hyperlink r:id="rId69">
         <w:r>
           <w:rPr>
+            <w:rtl/>
+            <w:cs/>
             <w:lang w:val="ar_AE" w:bidi="ar_AE"/>
           </w:rPr>
           <w:rPr>
@@ -2147,6 +2635,8 @@
       </w:hyperlink>
       <w:r>
         <w:rPr>
+          <w:rtl/>
+          <w:cs/>
           <w:lang w:val="ar_AE" w:bidi="ar_AE"/>
         </w:rPr>
         <w:t>).</w:t>
@@ -2158,12 +2648,16 @@
       </w:pPr>
       <w:r>
         <w:rPr>
+          <w:rtl/>
+          <w:cs/>
           <w:lang w:val="ar_AE" w:bidi="ar_AE"/>
         </w:rPr>
       </w:r>
       <w:r>
         <w:rPr>
           <w:u w:val="single"/>
+          <w:rtl/>
+          <w:cs/>
           <w:lang w:val="ar_AE" w:bidi="ar_AE"/>
         </w:rPr>
         <w:t>مقاطع كتابية لدراسة أعمق</w:t>
@@ -2175,12 +2669,16 @@
       </w:pPr>
       <w:r>
         <w:rPr>
+          <w:rtl/>
+          <w:cs/>
           <w:lang w:val="ar_AE" w:bidi="ar_AE"/>
         </w:rPr>
       </w:r>
       <w:hyperlink r:id="rId70">
         <w:r>
           <w:rPr>
+            <w:rtl/>
+            <w:cs/>
             <w:lang w:val="ar_AE" w:bidi="ar_AE"/>
           </w:rPr>
           <w:rPr>
@@ -2192,6 +2690,8 @@
       </w:hyperlink>
       <w:r>
         <w:rPr>
+          <w:rtl/>
+          <w:cs/>
           <w:lang w:val="ar_AE" w:bidi="ar_AE"/>
         </w:rPr>
         <w:t xml:space="preserve">؛ </w:t>
@@ -2199,6 +2699,8 @@
       <w:hyperlink r:id="rId71">
         <w:r>
           <w:rPr>
+            <w:rtl/>
+            <w:cs/>
             <w:lang w:val="ar_AE" w:bidi="ar_AE"/>
           </w:rPr>
           <w:rPr>
@@ -2210,6 +2712,8 @@
       </w:hyperlink>
       <w:r>
         <w:rPr>
+          <w:rtl/>
+          <w:cs/>
           <w:lang w:val="ar_AE" w:bidi="ar_AE"/>
         </w:rPr>
         <w:t xml:space="preserve">؛ </w:t>
@@ -2217,6 +2721,8 @@
       <w:hyperlink r:id="rId72">
         <w:r>
           <w:rPr>
+            <w:rtl/>
+            <w:cs/>
             <w:lang w:val="ar_AE" w:bidi="ar_AE"/>
           </w:rPr>
           <w:rPr>
@@ -2228,6 +2734,8 @@
       </w:hyperlink>
       <w:r>
         <w:rPr>
+          <w:rtl/>
+          <w:cs/>
           <w:lang w:val="ar_AE" w:bidi="ar_AE"/>
         </w:rPr>
         <w:t xml:space="preserve">؛ </w:t>
@@ -2235,6 +2743,8 @@
       <w:hyperlink r:id="rId73">
         <w:r>
           <w:rPr>
+            <w:rtl/>
+            <w:cs/>
             <w:lang w:val="ar_AE" w:bidi="ar_AE"/>
           </w:rPr>
           <w:rPr>
@@ -2246,11 +2756,15 @@
       </w:hyperlink>
       <w:r>
         <w:rPr>
-          <w:lang w:val="ar_AE" w:bidi="ar_AE"/>
-        </w:rPr>
-      </w:r>
-      <w:r>
-        <w:rPr>
+          <w:rtl/>
+          <w:cs/>
+          <w:lang w:val="ar_AE" w:bidi="ar_AE"/>
+        </w:rPr>
+      </w:r>
+      <w:r>
+        <w:rPr>
+          <w:rtl/>
+          <w:cs/>
           <w:lang w:val="ar_AE" w:bidi="ar_AE"/>
         </w:rPr>
       </w:r>
@@ -2261,6 +2775,8 @@
       </w:pPr>
       <w:r>
         <w:rPr>
+          <w:rtl/>
+          <w:cs/>
           <w:lang w:val="ar_AE" w:bidi="ar_AE"/>
         </w:rPr>
       </w:r>
@@ -2272,12 +2788,16 @@
       </w:pPr>
       <w:r>
         <w:rPr>
+          <w:rtl/>
+          <w:cs/>
           <w:lang w:val="ar_AE" w:bidi="ar_AE"/>
         </w:rPr>
         <w:t>شمشون</w:t>
       </w:r>
       <w:r>
         <w:rPr>
+          <w:rtl/>
+          <w:cs/>
           <w:lang w:val="ar_AE" w:bidi="ar_AE"/>
         </w:rPr>
       </w:r>
@@ -2288,11 +2808,15 @@
       </w:pPr>
       <w:r>
         <w:rPr>
-          <w:lang w:val="ar_AE" w:bidi="ar_AE"/>
-        </w:rPr>
-      </w:r>
-      <w:r>
-        <w:rPr>
+          <w:rtl/>
+          <w:cs/>
+          <w:lang w:val="ar_AE" w:bidi="ar_AE"/>
+        </w:rPr>
+      </w:r>
+      <w:r>
+        <w:rPr>
+          <w:rtl/>
+          <w:cs/>
           <w:lang w:val="ar_AE" w:bidi="ar_AE"/>
         </w:rPr>
         <w:t>إن شمشون خير مثال يتجلى فيه طريقة استخدام الله لشخص ما لعمل الصلاح والخير حتى حينما يخطئ الشخص ولا يُبالي. فقد أنقذ شمشون إسرائيل دون أن يبذل جهدًا أو أن يُظهر اهتمامًا. لم يبدُ شمشمون اهتمامًا بشعبه أو عائلته أو بالله، إذ لم ينصب اهتمامه سوى بنفسه. ومع ذلك، وضعه الله في مواقف ألحقت الضرر بالفلسطينيين، الذين سمح الله لهم باضطهاد شعب إسرائيل بسبب خطيتهم.</w:t>
@@ -2304,11 +2828,15 @@
       </w:pPr>
       <w:r>
         <w:rPr>
-          <w:lang w:val="ar_AE" w:bidi="ar_AE"/>
-        </w:rPr>
-      </w:r>
-      <w:r>
-        <w:rPr>
+          <w:rtl/>
+          <w:cs/>
+          <w:lang w:val="ar_AE" w:bidi="ar_AE"/>
+        </w:rPr>
+      </w:r>
+      <w:r>
+        <w:rPr>
+          <w:rtl/>
+          <w:cs/>
           <w:lang w:val="ar_AE" w:bidi="ar_AE"/>
         </w:rPr>
         <w:t>كان أول مثال على استخدام الله لشمشون، عندما أخبر شمشون والديه برغبته في الزواج من فتاة فلسطينينة. فاجأ طلب شمشون والديه، لأن بني إسرائيل قد أمرهم الرب ألّا يتزوجوا من شعوب الأرض (</w:t>
@@ -2316,6 +2844,8 @@
       <w:hyperlink r:id="rId74">
         <w:r>
           <w:rPr>
+            <w:rtl/>
+            <w:cs/>
             <w:lang w:val="ar_AE" w:bidi="ar_AE"/>
           </w:rPr>
           <w:rPr>
@@ -2327,6 +2857,8 @@
       </w:hyperlink>
       <w:r>
         <w:rPr>
+          <w:rtl/>
+          <w:cs/>
           <w:lang w:val="ar_AE" w:bidi="ar_AE"/>
         </w:rPr>
         <w:t xml:space="preserve">؛ </w:t>
@@ -2334,6 +2866,8 @@
       <w:hyperlink r:id="rId75">
         <w:r>
           <w:rPr>
+            <w:rtl/>
+            <w:cs/>
             <w:lang w:val="ar_AE" w:bidi="ar_AE"/>
           </w:rPr>
           <w:rPr>
@@ -2345,6 +2879,8 @@
       </w:hyperlink>
       <w:r>
         <w:rPr>
+          <w:rtl/>
+          <w:cs/>
           <w:lang w:val="ar_AE" w:bidi="ar_AE"/>
         </w:rPr>
         <w:t xml:space="preserve">؛ انظر أيضًا </w:t>
@@ -2352,6 +2888,8 @@
       <w:hyperlink r:id="rId76">
         <w:r>
           <w:rPr>
+            <w:rtl/>
+            <w:cs/>
             <w:lang w:val="ar_AE" w:bidi="ar_AE"/>
           </w:rPr>
           <w:rPr>
@@ -2363,6 +2901,8 @@
       </w:hyperlink>
       <w:r>
         <w:rPr>
+          <w:rtl/>
+          <w:cs/>
           <w:lang w:val="ar_AE" w:bidi="ar_AE"/>
         </w:rPr>
         <w:t>). ومع ذلك، أصر شمشون على رغبته بالرغْم من أن والديه لم يرغبا في زواجه من فتاة فلسطينية.</w:t>
@@ -2374,23 +2914,31 @@
       </w:pPr>
       <w:r>
         <w:rPr>
-          <w:lang w:val="ar_AE" w:bidi="ar_AE"/>
-        </w:rPr>
-      </w:r>
-      <w:r>
-        <w:rPr>
+          <w:rtl/>
+          <w:cs/>
+          <w:lang w:val="ar_AE" w:bidi="ar_AE"/>
+        </w:rPr>
+      </w:r>
+      <w:r>
+        <w:rPr>
+          <w:rtl/>
+          <w:cs/>
           <w:lang w:val="ar_AE" w:bidi="ar_AE"/>
         </w:rPr>
         <w:t xml:space="preserve">وفي طريقه إلى حفل الزفاف، أخذ عسلًا من أسدٍ مَيِّت كان قد قتله قبلًا. ونظرًا لأن شمشون وُلد نذيرًا للرب، فقد كان </w:t>
       </w:r>
       <w:r>
         <w:rPr>
+          <w:rtl/>
+          <w:cs/>
           <w:lang w:val="ar_AE" w:bidi="ar_AE"/>
         </w:rPr>
         <w:t xml:space="preserve">النَّذِيرِ </w:t>
       </w:r>
       <w:r>
         <w:rPr>
+          <w:rtl/>
+          <w:cs/>
           <w:lang w:val="ar_AE" w:bidi="ar_AE"/>
         </w:rPr>
         <w:t>لله يمنع منعًا باتًا من لمس أي جثة ميتة (</w:t>
@@ -2398,6 +2946,8 @@
       <w:hyperlink r:id="rId77">
         <w:r>
           <w:rPr>
+            <w:rtl/>
+            <w:cs/>
             <w:lang w:val="ar_AE" w:bidi="ar_AE"/>
           </w:rPr>
           <w:rPr>
@@ -2409,6 +2959,8 @@
       </w:hyperlink>
       <w:r>
         <w:rPr>
+          <w:rtl/>
+          <w:cs/>
           <w:lang w:val="ar_AE" w:bidi="ar_AE"/>
         </w:rPr>
         <w:t>). لكن شمشون لم يكترث لذلك. ثم حاك أُحْجِيَّة حول الأسد (</w:t>
@@ -2416,6 +2968,8 @@
       <w:hyperlink r:id="rId78">
         <w:r>
           <w:rPr>
+            <w:rtl/>
+            <w:cs/>
             <w:lang w:val="ar_AE" w:bidi="ar_AE"/>
           </w:rPr>
           <w:rPr>
@@ -2427,6 +2981,8 @@
       </w:hyperlink>
       <w:r>
         <w:rPr>
+          <w:rtl/>
+          <w:cs/>
           <w:lang w:val="ar_AE" w:bidi="ar_AE"/>
         </w:rPr>
         <w:t>). وراهن ثلاثين شابًا من فلسطين على أنهم لن يتمكنوا من حل اللغز. وقد ضغط الرجال الفلسطينيين على زوجته لتكشف لهم عن الإجابة. نتيجة لذلك، غَضِب شمشون غضبًا شديدًا لدرجة أنه قتل ثلاثين رجلًا من فلسطين وأخذ ثيابهم لتسوية الرِّهان. فقد استخدم الله هذا البطل الأناني في أن “يَبْدَأ يُخَلِّصُ إِسْرَائِيلَ مِنْ يَدِ ٱلْفِلِسْطِينِيِّينَ” (</w:t>
@@ -2434,6 +2990,8 @@
       <w:hyperlink r:id="rId79">
         <w:r>
           <w:rPr>
+            <w:rtl/>
+            <w:cs/>
             <w:lang w:val="ar_AE" w:bidi="ar_AE"/>
           </w:rPr>
           <w:rPr>
@@ -2445,6 +3003,8 @@
       </w:hyperlink>
       <w:r>
         <w:rPr>
+          <w:rtl/>
+          <w:cs/>
           <w:lang w:val="ar_AE" w:bidi="ar_AE"/>
         </w:rPr>
         <w:t>).</w:t>
@@ -2456,11 +3016,15 @@
       </w:pPr>
       <w:r>
         <w:rPr>
-          <w:lang w:val="ar_AE" w:bidi="ar_AE"/>
-        </w:rPr>
-      </w:r>
-      <w:r>
-        <w:rPr>
+          <w:rtl/>
+          <w:cs/>
+          <w:lang w:val="ar_AE" w:bidi="ar_AE"/>
+        </w:rPr>
+      </w:r>
+      <w:r>
+        <w:rPr>
+          <w:rtl/>
+          <w:cs/>
           <w:lang w:val="ar_AE" w:bidi="ar_AE"/>
         </w:rPr>
         <w:t>تُخبرُنا آخر قصة مهمة في حياة شمشون عن امرأة تدعى دليلة (</w:t>
@@ -2468,6 +3032,8 @@
       <w:hyperlink r:id="rId80">
         <w:r>
           <w:rPr>
+            <w:rtl/>
+            <w:cs/>
             <w:lang w:val="ar_AE" w:bidi="ar_AE"/>
           </w:rPr>
           <w:rPr>
@@ -2479,18 +3045,24 @@
       </w:hyperlink>
       <w:r>
         <w:rPr>
+          <w:rtl/>
+          <w:cs/>
           <w:lang w:val="ar_AE" w:bidi="ar_AE"/>
         </w:rPr>
         <w:t>). فقد داومت على إزعاج شمشون إلى أن أخبرها بسرّ قوته العظيمة. وبكشفه لهذا السر، خالف شمشون نذره لله، المعروف بنذر النذير. فقامت بقص شعره، مما سمح للفلسطينيين بالتغلب عليه. فق</w:t>
       </w:r>
       <w:r>
         <w:rPr>
+          <w:rtl/>
+          <w:cs/>
           <w:lang w:val="ar_AE" w:bidi="ar_AE"/>
         </w:rPr>
         <w:t>لَعُوا عَينَيهِ</w:t>
       </w:r>
       <w:r>
         <w:rPr>
+          <w:rtl/>
+          <w:cs/>
           <w:lang w:val="ar_AE" w:bidi="ar_AE"/>
         </w:rPr>
         <w:t xml:space="preserve"> وقيّدوه، وأجبروه على العمل الشاق.</w:t>
@@ -2502,23 +3074,31 @@
       </w:pPr>
       <w:r>
         <w:rPr>
-          <w:lang w:val="ar_AE" w:bidi="ar_AE"/>
-        </w:rPr>
-      </w:r>
-      <w:r>
-        <w:rPr>
+          <w:rtl/>
+          <w:cs/>
+          <w:lang w:val="ar_AE" w:bidi="ar_AE"/>
+        </w:rPr>
+      </w:r>
+      <w:r>
+        <w:rPr>
+          <w:rtl/>
+          <w:cs/>
           <w:lang w:val="ar_AE" w:bidi="ar_AE"/>
         </w:rPr>
         <w:t>في أثناء الأسر، بدأ شعر شمشون ينبت من جديد. وفي إحدى احتفالات الفلسطينيين حيث سخروا منه، طلب (شمشون) أن يُقاد إلى العمودين الرئيسين في معبدهم (بيت الإله داجون). وصلى إلى الله ليمنحه القوة لهزيمة الفلسطينيين وإنهاء حياته. ثم أسقط المعبد، مما أدى إلى مقتل حوالي 3,000 فلسطيني وهو معهم. لم يكن هذا العمل من أجل شعبه أو من أجل الله، بل كما قال "</w:t>
       </w:r>
       <w:r>
         <w:rPr>
+          <w:rtl/>
+          <w:cs/>
           <w:lang w:val="ar_AE" w:bidi="ar_AE"/>
         </w:rPr>
         <w:t>فَأَنْتَقِمَ نَقْمَةً وَاحِدَةً عَنْ عَيْنَيَّ مِنَ ٱلْفِلِسْطِينِيِّينَ</w:t>
       </w:r>
       <w:r>
         <w:rPr>
+          <w:rtl/>
+          <w:cs/>
           <w:lang w:val="ar_AE" w:bidi="ar_AE"/>
         </w:rPr>
         <w:t>" (</w:t>
@@ -2526,6 +3106,8 @@
       <w:hyperlink r:id="rId81">
         <w:r>
           <w:rPr>
+            <w:rtl/>
+            <w:cs/>
             <w:lang w:val="ar_AE" w:bidi="ar_AE"/>
           </w:rPr>
           <w:rPr>
@@ -2537,6 +3119,8 @@
       </w:hyperlink>
       <w:r>
         <w:rPr>
+          <w:rtl/>
+          <w:cs/>
           <w:lang w:val="ar_AE" w:bidi="ar_AE"/>
         </w:rPr>
         <w:t>). ومع أنّه كان جزءًا من خُطَّة الله، إلا أن قصة شمشون تولِّد في قلب القارئ رغبة في مخلص أفضل.</w:t>
@@ -2548,12 +3132,16 @@
       </w:pPr>
       <w:r>
         <w:rPr>
+          <w:rtl/>
+          <w:cs/>
           <w:lang w:val="ar_AE" w:bidi="ar_AE"/>
         </w:rPr>
       </w:r>
       <w:r>
         <w:rPr>
           <w:u w:val="single"/>
+          <w:rtl/>
+          <w:cs/>
           <w:lang w:val="ar_AE" w:bidi="ar_AE"/>
         </w:rPr>
         <w:t>مقاطع كتابية لدراسة أعمق</w:t>
@@ -2565,12 +3153,16 @@
       </w:pPr>
       <w:r>
         <w:rPr>
+          <w:rtl/>
+          <w:cs/>
           <w:lang w:val="ar_AE" w:bidi="ar_AE"/>
         </w:rPr>
       </w:r>
       <w:hyperlink r:id="rId82">
         <w:r>
           <w:rPr>
+            <w:rtl/>
+            <w:cs/>
             <w:lang w:val="ar_AE" w:bidi="ar_AE"/>
           </w:rPr>
           <w:rPr>
@@ -2582,6 +3174,8 @@
       </w:hyperlink>
       <w:r>
         <w:rPr>
+          <w:rtl/>
+          <w:cs/>
           <w:lang w:val="ar_AE" w:bidi="ar_AE"/>
         </w:rPr>
         <w:t xml:space="preserve">؛ </w:t>
@@ -2589,6 +3183,8 @@
       <w:hyperlink r:id="rId83">
         <w:r>
           <w:rPr>
+            <w:rtl/>
+            <w:cs/>
             <w:lang w:val="ar_AE" w:bidi="ar_AE"/>
           </w:rPr>
           <w:rPr>
@@ -2600,11 +3196,15 @@
       </w:hyperlink>
       <w:r>
         <w:rPr>
-          <w:lang w:val="ar_AE" w:bidi="ar_AE"/>
-        </w:rPr>
-      </w:r>
-      <w:r>
-        <w:rPr>
+          <w:rtl/>
+          <w:cs/>
+          <w:lang w:val="ar_AE" w:bidi="ar_AE"/>
+        </w:rPr>
+      </w:r>
+      <w:r>
+        <w:rPr>
+          <w:rtl/>
+          <w:cs/>
           <w:lang w:val="ar_AE" w:bidi="ar_AE"/>
         </w:rPr>
       </w:r>

--- a/arb/docx/004.content.docx
+++ b/arb/docx/004.content.docx
@@ -309,20 +309,14 @@
         </w:rPr>
         <w:t>يذكر سفر أيوب "الشيطان" كجزء من المحكمة السماوية (</w:t>
       </w:r>
-      <w:hyperlink r:id="rId13">
-        <w:r>
-          <w:rPr>
-            <w:rtl/>
-            <w:cs/>
-            <w:lang w:val="ar_AE" w:bidi="ar_AE"/>
-          </w:rPr>
-          <w:rPr>
-            <w:color w:val="0000EE"/>
-            <w:u w:val="single"/>
-          </w:rPr>
-          <w:t>أيوب 1:6</w:t>
-        </w:r>
-      </w:hyperlink>
+      <w:r>
+        <w:rPr>
+          <w:rtl/>
+          <w:cs/>
+          <w:lang w:val="ar_AE" w:bidi="ar_AE"/>
+        </w:rPr>
+        <w:t>أيوب 1:6</w:t>
+      </w:r>
       <w:r>
         <w:rPr>
           <w:rtl/>
@@ -331,20 +325,14 @@
         </w:rPr>
         <w:t xml:space="preserve">; </w:t>
       </w:r>
-      <w:hyperlink r:id="rId14">
-        <w:r>
-          <w:rPr>
-            <w:rtl/>
-            <w:cs/>
-            <w:lang w:val="ar_AE" w:bidi="ar_AE"/>
-          </w:rPr>
-          <w:rPr>
-            <w:color w:val="0000EE"/>
-            <w:u w:val="single"/>
-          </w:rPr>
-          <w:t>2:1</w:t>
-        </w:r>
-      </w:hyperlink>
+      <w:r>
+        <w:rPr>
+          <w:rtl/>
+          <w:cs/>
+          <w:lang w:val="ar_AE" w:bidi="ar_AE"/>
+        </w:rPr>
+        <w:t>2:1</w:t>
+      </w:r>
       <w:r>
         <w:rPr>
           <w:rtl/>
@@ -370,20 +358,14 @@
         </w:rPr>
         <w:t xml:space="preserve"> يعني الخَصْم أو المشتكي في المحكمة (انظر </w:t>
       </w:r>
-      <w:hyperlink r:id="rId15">
-        <w:r>
-          <w:rPr>
-            <w:rtl/>
-            <w:cs/>
-            <w:lang w:val="ar_AE" w:bidi="ar_AE"/>
-          </w:rPr>
-          <w:rPr>
-            <w:color w:val="0000EE"/>
-            <w:u w:val="single"/>
-          </w:rPr>
-          <w:t>أيوب 1–2</w:t>
-        </w:r>
-      </w:hyperlink>
+      <w:r>
+        <w:rPr>
+          <w:rtl/>
+          <w:cs/>
+          <w:lang w:val="ar_AE" w:bidi="ar_AE"/>
+        </w:rPr>
+        <w:t>أيوب 1–2</w:t>
+      </w:r>
       <w:r>
         <w:rPr>
           <w:rtl/>
@@ -392,20 +374,14 @@
         </w:rPr>
         <w:t xml:space="preserve">؛ </w:t>
       </w:r>
-      <w:hyperlink r:id="rId16">
-        <w:r>
-          <w:rPr>
-            <w:rtl/>
-            <w:cs/>
-            <w:lang w:val="ar_AE" w:bidi="ar_AE"/>
-          </w:rPr>
-          <w:rPr>
-            <w:color w:val="0000EE"/>
-            <w:u w:val="single"/>
-          </w:rPr>
-          <w:t>زكريا 3:1</w:t>
-        </w:r>
-      </w:hyperlink>
+      <w:r>
+        <w:rPr>
+          <w:rtl/>
+          <w:cs/>
+          <w:lang w:val="ar_AE" w:bidi="ar_AE"/>
+        </w:rPr>
+        <w:t>زكريا 3:1</w:t>
+      </w:r>
       <w:r>
         <w:rPr>
           <w:rtl/>
@@ -414,20 +390,14 @@
         </w:rPr>
         <w:t xml:space="preserve">). يستخدم الله أحيانًا الملائكة خصومًا لتحقيق العدالة ومقاومة المخطئين (على سبيل المثال، </w:t>
       </w:r>
-      <w:hyperlink r:id="rId17">
-        <w:r>
-          <w:rPr>
-            <w:rtl/>
-            <w:cs/>
-            <w:lang w:val="ar_AE" w:bidi="ar_AE"/>
-          </w:rPr>
-          <w:rPr>
-            <w:color w:val="0000EE"/>
-            <w:u w:val="single"/>
-          </w:rPr>
-          <w:t>العدد 22:22</w:t>
-        </w:r>
-      </w:hyperlink>
+      <w:r>
+        <w:rPr>
+          <w:rtl/>
+          <w:cs/>
+          <w:lang w:val="ar_AE" w:bidi="ar_AE"/>
+        </w:rPr>
+        <w:t>العدد 22:22</w:t>
+      </w:r>
       <w:r>
         <w:rPr>
           <w:rtl/>
@@ -436,20 +406,14 @@
         </w:rPr>
         <w:t xml:space="preserve">، </w:t>
       </w:r>
-      <w:hyperlink r:id="rId18">
-        <w:r>
-          <w:rPr>
-            <w:rtl/>
-            <w:cs/>
-            <w:lang w:val="ar_AE" w:bidi="ar_AE"/>
-          </w:rPr>
-          <w:rPr>
-            <w:color w:val="0000EE"/>
-            <w:u w:val="single"/>
-          </w:rPr>
-          <w:t>32</w:t>
-        </w:r>
-      </w:hyperlink>
+      <w:r>
+        <w:rPr>
+          <w:rtl/>
+          <w:cs/>
+          <w:lang w:val="ar_AE" w:bidi="ar_AE"/>
+        </w:rPr>
+        <w:t>32</w:t>
+      </w:r>
       <w:r>
         <w:rPr>
           <w:rtl/>
@@ -475,20 +439,14 @@
         </w:rPr>
         <w:t xml:space="preserve"> غالبًا كـ "المقاوم"؛ انظر أيضًا </w:t>
       </w:r>
-      <w:hyperlink r:id="rId19">
-        <w:r>
-          <w:rPr>
-            <w:rtl/>
-            <w:cs/>
-            <w:lang w:val="ar_AE" w:bidi="ar_AE"/>
-          </w:rPr>
-          <w:rPr>
-            <w:color w:val="0000EE"/>
-            <w:u w:val="single"/>
-          </w:rPr>
-          <w:t>1ملوك 22:19–23</w:t>
-        </w:r>
-      </w:hyperlink>
+      <w:r>
+        <w:rPr>
+          <w:rtl/>
+          <w:cs/>
+          <w:lang w:val="ar_AE" w:bidi="ar_AE"/>
+        </w:rPr>
+        <w:t>1ملوك 22:19–23</w:t>
+      </w:r>
       <w:r>
         <w:rPr>
           <w:rtl/>
@@ -550,20 +508,14 @@
         </w:rPr>
         <w:t>" (</w:t>
       </w:r>
-      <w:hyperlink r:id="rId20">
-        <w:r>
-          <w:rPr>
-            <w:rtl/>
-            <w:cs/>
-            <w:lang w:val="ar_AE" w:bidi="ar_AE"/>
-          </w:rPr>
-          <w:rPr>
-            <w:color w:val="0000EE"/>
-            <w:u w:val="single"/>
-          </w:rPr>
-          <w:t>رؤيا 20:2</w:t>
-        </w:r>
-      </w:hyperlink>
+      <w:r>
+        <w:rPr>
+          <w:rtl/>
+          <w:cs/>
+          <w:lang w:val="ar_AE" w:bidi="ar_AE"/>
+        </w:rPr>
+        <w:t>رؤيا 20:2</w:t>
+      </w:r>
       <w:r>
         <w:rPr>
           <w:rtl/>
@@ -595,20 +547,14 @@
         </w:rPr>
         <w:t>إِبْلِيس (</w:t>
       </w:r>
-      <w:hyperlink r:id="rId21">
-        <w:r>
-          <w:rPr>
-            <w:rtl/>
-            <w:cs/>
-            <w:lang w:val="ar_AE" w:bidi="ar_AE"/>
-          </w:rPr>
-          <w:rPr>
-            <w:color w:val="0000EE"/>
-            <w:u w:val="single"/>
-          </w:rPr>
-          <w:t>متى 4:1–11</w:t>
-        </w:r>
-      </w:hyperlink>
+      <w:r>
+        <w:rPr>
+          <w:rtl/>
+          <w:cs/>
+          <w:lang w:val="ar_AE" w:bidi="ar_AE"/>
+        </w:rPr>
+        <w:t>متى 4:1–11</w:t>
+      </w:r>
       <w:r>
         <w:rPr>
           <w:rtl/>
@@ -648,20 +594,14 @@
         </w:rPr>
         <w:t>(</w:t>
       </w:r>
-      <w:hyperlink r:id="rId22">
-        <w:r>
-          <w:rPr>
-            <w:rtl/>
-            <w:cs/>
-            <w:lang w:val="ar_AE" w:bidi="ar_AE"/>
-          </w:rPr>
-          <w:rPr>
-            <w:color w:val="0000EE"/>
-            <w:u w:val="single"/>
-          </w:rPr>
-          <w:t>تسالونيكي الأولى 3:5</w:t>
-        </w:r>
-      </w:hyperlink>
+      <w:r>
+        <w:rPr>
+          <w:rtl/>
+          <w:cs/>
+          <w:lang w:val="ar_AE" w:bidi="ar_AE"/>
+        </w:rPr>
+        <w:t>تسالونيكي الأولى 3:5</w:t>
+      </w:r>
       <w:r>
         <w:rPr>
           <w:rtl/>
@@ -717,20 +657,14 @@
         </w:rPr>
         <w:t xml:space="preserve"> (انظر الملاحظات في </w:t>
       </w:r>
-      <w:hyperlink r:id="rId23">
-        <w:r>
-          <w:rPr>
-            <w:rtl/>
-            <w:cs/>
-            <w:lang w:val="ar_AE" w:bidi="ar_AE"/>
-          </w:rPr>
-          <w:rPr>
-            <w:color w:val="0000EE"/>
-            <w:u w:val="single"/>
-          </w:rPr>
-          <w:t>متى 12:24</w:t>
-        </w:r>
-      </w:hyperlink>
+      <w:r>
+        <w:rPr>
+          <w:rtl/>
+          <w:cs/>
+          <w:lang w:val="ar_AE" w:bidi="ar_AE"/>
+        </w:rPr>
+        <w:t>متى 12:24</w:t>
+      </w:r>
       <w:r>
         <w:rPr>
           <w:rtl/>
@@ -739,20 +673,14 @@
         </w:rPr>
         <w:t xml:space="preserve">؛ </w:t>
       </w:r>
-      <w:hyperlink r:id="rId24">
-        <w:r>
-          <w:rPr>
-            <w:rtl/>
-            <w:cs/>
-            <w:lang w:val="ar_AE" w:bidi="ar_AE"/>
-          </w:rPr>
-          <w:rPr>
-            <w:color w:val="0000EE"/>
-            <w:u w:val="single"/>
-          </w:rPr>
-          <w:t>لوقا 11:15</w:t>
-        </w:r>
-      </w:hyperlink>
+      <w:r>
+        <w:rPr>
+          <w:rtl/>
+          <w:cs/>
+          <w:lang w:val="ar_AE" w:bidi="ar_AE"/>
+        </w:rPr>
+        <w:t>لوقا 11:15</w:t>
+      </w:r>
       <w:r>
         <w:rPr>
           <w:rtl/>
@@ -792,20 +720,14 @@
         </w:rPr>
         <w:t>(</w:t>
       </w:r>
-      <w:hyperlink r:id="rId25">
-        <w:r>
-          <w:rPr>
-            <w:rtl/>
-            <w:cs/>
-            <w:lang w:val="ar_AE" w:bidi="ar_AE"/>
-          </w:rPr>
-          <w:rPr>
-            <w:color w:val="0000EE"/>
-            <w:u w:val="single"/>
-          </w:rPr>
-          <w:t>متّى 13:19</w:t>
-        </w:r>
-      </w:hyperlink>
+      <w:r>
+        <w:rPr>
+          <w:rtl/>
+          <w:cs/>
+          <w:lang w:val="ar_AE" w:bidi="ar_AE"/>
+        </w:rPr>
+        <w:t>متّى 13:19</w:t>
+      </w:r>
       <w:r>
         <w:rPr>
           <w:rtl/>
@@ -814,20 +736,14 @@
         </w:rPr>
         <w:t xml:space="preserve">، </w:t>
       </w:r>
-      <w:hyperlink r:id="rId26">
-        <w:r>
-          <w:rPr>
-            <w:rtl/>
-            <w:cs/>
-            <w:lang w:val="ar_AE" w:bidi="ar_AE"/>
-          </w:rPr>
-          <w:rPr>
-            <w:color w:val="0000EE"/>
-            <w:u w:val="single"/>
-          </w:rPr>
-          <w:t>38</w:t>
-        </w:r>
-      </w:hyperlink>
+      <w:r>
+        <w:rPr>
+          <w:rtl/>
+          <w:cs/>
+          <w:lang w:val="ar_AE" w:bidi="ar_AE"/>
+        </w:rPr>
+        <w:t>38</w:t>
+      </w:r>
       <w:r>
         <w:rPr>
           <w:rtl/>
@@ -836,20 +752,14 @@
         </w:rPr>
         <w:t xml:space="preserve">؛ </w:t>
       </w:r>
-      <w:hyperlink r:id="rId27">
-        <w:r>
-          <w:rPr>
-            <w:rtl/>
-            <w:cs/>
-            <w:lang w:val="ar_AE" w:bidi="ar_AE"/>
-          </w:rPr>
-          <w:rPr>
-            <w:color w:val="0000EE"/>
-            <w:u w:val="single"/>
-          </w:rPr>
-          <w:t>1يوحنّا 2:13–14</w:t>
-        </w:r>
-      </w:hyperlink>
+      <w:r>
+        <w:rPr>
+          <w:rtl/>
+          <w:cs/>
+          <w:lang w:val="ar_AE" w:bidi="ar_AE"/>
+        </w:rPr>
+        <w:t>1يوحنّا 2:13–14</w:t>
+      </w:r>
       <w:r>
         <w:rPr>
           <w:rtl/>
@@ -858,20 +768,14 @@
         </w:rPr>
         <w:t xml:space="preserve">؛ </w:t>
       </w:r>
-      <w:hyperlink r:id="rId28">
-        <w:r>
-          <w:rPr>
-            <w:rtl/>
-            <w:cs/>
-            <w:lang w:val="ar_AE" w:bidi="ar_AE"/>
-          </w:rPr>
-          <w:rPr>
-            <w:color w:val="0000EE"/>
-            <w:u w:val="single"/>
-          </w:rPr>
-          <w:t>3:12</w:t>
-        </w:r>
-      </w:hyperlink>
+      <w:r>
+        <w:rPr>
+          <w:rtl/>
+          <w:cs/>
+          <w:lang w:val="ar_AE" w:bidi="ar_AE"/>
+        </w:rPr>
+        <w:t>3:12</w:t>
+      </w:r>
       <w:r>
         <w:rPr>
           <w:rtl/>
@@ -880,20 +784,14 @@
         </w:rPr>
         <w:t xml:space="preserve">؛ </w:t>
       </w:r>
-      <w:hyperlink r:id="rId29">
-        <w:r>
-          <w:rPr>
-            <w:rtl/>
-            <w:cs/>
-            <w:lang w:val="ar_AE" w:bidi="ar_AE"/>
-          </w:rPr>
-          <w:rPr>
-            <w:color w:val="0000EE"/>
-            <w:u w:val="single"/>
-          </w:rPr>
-          <w:t>5:18</w:t>
-        </w:r>
-      </w:hyperlink>
+      <w:r>
+        <w:rPr>
+          <w:rtl/>
+          <w:cs/>
+          <w:lang w:val="ar_AE" w:bidi="ar_AE"/>
+        </w:rPr>
+        <w:t>5:18</w:t>
+      </w:r>
       <w:r>
         <w:rPr>
           <w:rtl/>
@@ -933,20 +831,14 @@
         </w:rPr>
         <w:t xml:space="preserve">(يرجى الاطلاع على الملاحظة في </w:t>
       </w:r>
-      <w:hyperlink r:id="rId30">
-        <w:r>
-          <w:rPr>
-            <w:rtl/>
-            <w:cs/>
-            <w:lang w:val="ar_AE" w:bidi="ar_AE"/>
-          </w:rPr>
-          <w:rPr>
-            <w:color w:val="0000EE"/>
-            <w:u w:val="single"/>
-          </w:rPr>
-          <w:t>2كورنثوس 6:15</w:t>
-        </w:r>
-      </w:hyperlink>
+      <w:r>
+        <w:rPr>
+          <w:rtl/>
+          <w:cs/>
+          <w:lang w:val="ar_AE" w:bidi="ar_AE"/>
+        </w:rPr>
+        <w:t>2كورنثوس 6:15</w:t>
+      </w:r>
       <w:r>
         <w:rPr>
           <w:rtl/>
@@ -978,20 +870,14 @@
         </w:rPr>
         <w:t>المخادع- المُضلّل (</w:t>
       </w:r>
-      <w:hyperlink r:id="rId31">
-        <w:r>
-          <w:rPr>
-            <w:rtl/>
-            <w:cs/>
-            <w:lang w:val="ar_AE" w:bidi="ar_AE"/>
-          </w:rPr>
-          <w:rPr>
-            <w:color w:val="0000EE"/>
-            <w:u w:val="single"/>
-          </w:rPr>
-          <w:t>رؤيا 12:9</w:t>
-        </w:r>
-      </w:hyperlink>
+      <w:r>
+        <w:rPr>
+          <w:rtl/>
+          <w:cs/>
+          <w:lang w:val="ar_AE" w:bidi="ar_AE"/>
+        </w:rPr>
+        <w:t>رؤيا 12:9</w:t>
+      </w:r>
       <w:r>
         <w:rPr>
           <w:rtl/>
@@ -1031,20 +917,14 @@
         </w:rPr>
         <w:t xml:space="preserve"> (</w:t>
       </w:r>
-      <w:hyperlink r:id="rId32">
-        <w:r>
-          <w:rPr>
-            <w:rtl/>
-            <w:cs/>
-            <w:lang w:val="ar_AE" w:bidi="ar_AE"/>
-          </w:rPr>
-          <w:rPr>
-            <w:color w:val="0000EE"/>
-            <w:u w:val="single"/>
-          </w:rPr>
-          <w:t>رؤيا 12:3</w:t>
-        </w:r>
-      </w:hyperlink>
+      <w:r>
+        <w:rPr>
+          <w:rtl/>
+          <w:cs/>
+          <w:lang w:val="ar_AE" w:bidi="ar_AE"/>
+        </w:rPr>
+        <w:t>رؤيا 12:3</w:t>
+      </w:r>
       <w:r>
         <w:rPr>
           <w:rtl/>
@@ -1053,20 +933,14 @@
         </w:rPr>
         <w:t xml:space="preserve">، </w:t>
       </w:r>
-      <w:hyperlink r:id="rId31">
-        <w:r>
-          <w:rPr>
-            <w:rtl/>
-            <w:cs/>
-            <w:lang w:val="ar_AE" w:bidi="ar_AE"/>
-          </w:rPr>
-          <w:rPr>
-            <w:color w:val="0000EE"/>
-            <w:u w:val="single"/>
-          </w:rPr>
-          <w:t>9</w:t>
-        </w:r>
-      </w:hyperlink>
+      <w:r>
+        <w:rPr>
+          <w:rtl/>
+          <w:cs/>
+          <w:lang w:val="ar_AE" w:bidi="ar_AE"/>
+        </w:rPr>
+        <w:t>9</w:t>
+      </w:r>
       <w:r>
         <w:rPr>
           <w:rtl/>
@@ -1106,20 +980,14 @@
         </w:rPr>
         <w:t xml:space="preserve"> (</w:t>
       </w:r>
-      <w:hyperlink r:id="rId20">
-        <w:r>
-          <w:rPr>
-            <w:rtl/>
-            <w:cs/>
-            <w:lang w:val="ar_AE" w:bidi="ar_AE"/>
-          </w:rPr>
-          <w:rPr>
-            <w:color w:val="0000EE"/>
-            <w:u w:val="single"/>
-          </w:rPr>
-          <w:t>رؤيا 20:2</w:t>
-        </w:r>
-      </w:hyperlink>
+      <w:r>
+        <w:rPr>
+          <w:rtl/>
+          <w:cs/>
+          <w:lang w:val="ar_AE" w:bidi="ar_AE"/>
+        </w:rPr>
+        <w:t>رؤيا 20:2</w:t>
+      </w:r>
       <w:r>
         <w:rPr>
           <w:rtl/>
@@ -1151,20 +1019,14 @@
         </w:rPr>
         <w:t>قتَّال، كَذَّاب وَأبُو الكَذَّاب (</w:t>
       </w:r>
-      <w:hyperlink r:id="rId33">
-        <w:r>
-          <w:rPr>
-            <w:rtl/>
-            <w:cs/>
-            <w:lang w:val="ar_AE" w:bidi="ar_AE"/>
-          </w:rPr>
-          <w:rPr>
-            <w:color w:val="0000EE"/>
-            <w:u w:val="single"/>
-          </w:rPr>
-          <w:t>يوحنا 8:44</w:t>
-        </w:r>
-      </w:hyperlink>
+      <w:r>
+        <w:rPr>
+          <w:rtl/>
+          <w:cs/>
+          <w:lang w:val="ar_AE" w:bidi="ar_AE"/>
+        </w:rPr>
+        <w:t>يوحنا 8:44</w:t>
+      </w:r>
       <w:r>
         <w:rPr>
           <w:rtl/>
@@ -1193,20 +1055,14 @@
         </w:rPr>
         <w:t>عمل الشيطان أعمالًا شريرة كثيرة ضد الله والناس. فجعل داود يحصي جيشه حين لم يكن ينبغي له أن يحصي عددع (</w:t>
       </w:r>
-      <w:hyperlink r:id="rId34">
-        <w:r>
-          <w:rPr>
-            <w:rtl/>
-            <w:cs/>
-            <w:lang w:val="ar_AE" w:bidi="ar_AE"/>
-          </w:rPr>
-          <w:rPr>
-            <w:color w:val="0000EE"/>
-            <w:u w:val="single"/>
-          </w:rPr>
-          <w:t>1أخبار الأيام 21:1</w:t>
-        </w:r>
-      </w:hyperlink>
+      <w:r>
+        <w:rPr>
+          <w:rtl/>
+          <w:cs/>
+          <w:lang w:val="ar_AE" w:bidi="ar_AE"/>
+        </w:rPr>
+        <w:t>1أخبار الأيام 21:1</w:t>
+      </w:r>
       <w:r>
         <w:rPr>
           <w:rtl/>
@@ -1215,20 +1071,14 @@
         </w:rPr>
         <w:t xml:space="preserve">؛ قارن </w:t>
       </w:r>
-      <w:hyperlink r:id="rId35">
-        <w:r>
-          <w:rPr>
-            <w:rtl/>
-            <w:cs/>
-            <w:lang w:val="ar_AE" w:bidi="ar_AE"/>
-          </w:rPr>
-          <w:rPr>
-            <w:color w:val="0000EE"/>
-            <w:u w:val="single"/>
-          </w:rPr>
-          <w:t>2صموئيل 24:1</w:t>
-        </w:r>
-      </w:hyperlink>
+      <w:r>
+        <w:rPr>
+          <w:rtl/>
+          <w:cs/>
+          <w:lang w:val="ar_AE" w:bidi="ar_AE"/>
+        </w:rPr>
+        <w:t>2صموئيل 24:1</w:t>
+      </w:r>
       <w:r>
         <w:rPr>
           <w:rtl/>
@@ -1237,20 +1087,14 @@
         </w:rPr>
         <w:t>). حاول الشيطان تجرِبة يسوع للوقع في الخطيّة، وساعد لاحقًا يهوذا الإسخريوطي على خيانة يسوع وتسليمه للموت (</w:t>
       </w:r>
-      <w:hyperlink r:id="rId36">
-        <w:r>
-          <w:rPr>
-            <w:rtl/>
-            <w:cs/>
-            <w:lang w:val="ar_AE" w:bidi="ar_AE"/>
-          </w:rPr>
-          <w:rPr>
-            <w:color w:val="0000EE"/>
-            <w:u w:val="single"/>
-          </w:rPr>
-          <w:t>مرقس 1:12–13</w:t>
-        </w:r>
-      </w:hyperlink>
+      <w:r>
+        <w:rPr>
+          <w:rtl/>
+          <w:cs/>
+          <w:lang w:val="ar_AE" w:bidi="ar_AE"/>
+        </w:rPr>
+        <w:t>مرقس 1:12–13</w:t>
+      </w:r>
       <w:r>
         <w:rPr>
           <w:rtl/>
@@ -1259,20 +1103,14 @@
         </w:rPr>
         <w:t xml:space="preserve">؛ </w:t>
       </w:r>
-      <w:hyperlink r:id="rId37">
-        <w:r>
-          <w:rPr>
-            <w:rtl/>
-            <w:cs/>
-            <w:lang w:val="ar_AE" w:bidi="ar_AE"/>
-          </w:rPr>
-          <w:rPr>
-            <w:color w:val="0000EE"/>
-            <w:u w:val="single"/>
-          </w:rPr>
-          <w:t>يوحنا 13:27</w:t>
-        </w:r>
-      </w:hyperlink>
+      <w:r>
+        <w:rPr>
+          <w:rtl/>
+          <w:cs/>
+          <w:lang w:val="ar_AE" w:bidi="ar_AE"/>
+        </w:rPr>
+        <w:t>يوحنا 13:27</w:t>
+      </w:r>
       <w:r>
         <w:rPr>
           <w:rtl/>
@@ -1281,20 +1119,14 @@
         </w:rPr>
         <w:t>). أراد اختبار إيمان بطرس مثلما اختبر أيوب قبلًا (</w:t>
       </w:r>
-      <w:hyperlink r:id="rId38">
-        <w:r>
-          <w:rPr>
-            <w:rtl/>
-            <w:cs/>
-            <w:lang w:val="ar_AE" w:bidi="ar_AE"/>
-          </w:rPr>
-          <w:rPr>
-            <w:color w:val="0000EE"/>
-            <w:u w:val="single"/>
-          </w:rPr>
-          <w:t>لوقا 22:31</w:t>
-        </w:r>
-      </w:hyperlink>
+      <w:r>
+        <w:rPr>
+          <w:rtl/>
+          <w:cs/>
+          <w:lang w:val="ar_AE" w:bidi="ar_AE"/>
+        </w:rPr>
+        <w:t>لوقا 22:31</w:t>
+      </w:r>
       <w:r>
         <w:rPr>
           <w:rtl/>
@@ -1303,20 +1135,14 @@
         </w:rPr>
         <w:t>). أوقع أناس في فخ الخطية (</w:t>
       </w:r>
-      <w:hyperlink r:id="rId39">
-        <w:r>
-          <w:rPr>
-            <w:rtl/>
-            <w:cs/>
-            <w:lang w:val="ar_AE" w:bidi="ar_AE"/>
-          </w:rPr>
-          <w:rPr>
-            <w:color w:val="0000EE"/>
-            <w:u w:val="single"/>
-          </w:rPr>
-          <w:t>أعمال الرسل 26:17–18</w:t>
-        </w:r>
-      </w:hyperlink>
+      <w:r>
+        <w:rPr>
+          <w:rtl/>
+          <w:cs/>
+          <w:lang w:val="ar_AE" w:bidi="ar_AE"/>
+        </w:rPr>
+        <w:t>أعمال الرسل 26:17–18</w:t>
+      </w:r>
       <w:r>
         <w:rPr>
           <w:rtl/>
@@ -1325,20 +1151,14 @@
         </w:rPr>
         <w:t>). استخدم الأكاذيب ليقاوم شعب الله (</w:t>
       </w:r>
-      <w:hyperlink r:id="rId40">
-        <w:r>
-          <w:rPr>
-            <w:rtl/>
-            <w:cs/>
-            <w:lang w:val="ar_AE" w:bidi="ar_AE"/>
-          </w:rPr>
-          <w:rPr>
-            <w:color w:val="0000EE"/>
-            <w:u w:val="single"/>
-          </w:rPr>
-          <w:t>1كورنثوس 7:5</w:t>
-        </w:r>
-      </w:hyperlink>
+      <w:r>
+        <w:rPr>
+          <w:rtl/>
+          <w:cs/>
+          <w:lang w:val="ar_AE" w:bidi="ar_AE"/>
+        </w:rPr>
+        <w:t>1كورنثوس 7:5</w:t>
+      </w:r>
       <w:r>
         <w:rPr>
           <w:rtl/>
@@ -1347,20 +1167,14 @@
         </w:rPr>
         <w:t xml:space="preserve">؛ </w:t>
       </w:r>
-      <w:hyperlink r:id="rId41">
-        <w:r>
-          <w:rPr>
-            <w:rtl/>
-            <w:cs/>
-            <w:lang w:val="ar_AE" w:bidi="ar_AE"/>
-          </w:rPr>
-          <w:rPr>
-            <w:color w:val="0000EE"/>
-            <w:u w:val="single"/>
-          </w:rPr>
-          <w:t>2كورنثوس 11:14</w:t>
-        </w:r>
-      </w:hyperlink>
+      <w:r>
+        <w:rPr>
+          <w:rtl/>
+          <w:cs/>
+          <w:lang w:val="ar_AE" w:bidi="ar_AE"/>
+        </w:rPr>
+        <w:t>2كورنثوس 11:14</w:t>
+      </w:r>
       <w:r>
         <w:rPr>
           <w:rtl/>
@@ -1369,20 +1183,14 @@
         </w:rPr>
         <w:t>). في النهاية، سيهزم الله الشيطان ويحبسه منتصرًا على الخَصْم المشتكي على شعب الله (</w:t>
       </w:r>
-      <w:hyperlink r:id="rId31">
-        <w:r>
-          <w:rPr>
-            <w:rtl/>
-            <w:cs/>
-            <w:lang w:val="ar_AE" w:bidi="ar_AE"/>
-          </w:rPr>
-          <w:rPr>
-            <w:color w:val="0000EE"/>
-            <w:u w:val="single"/>
-          </w:rPr>
-          <w:t>رؤيا 12:9</w:t>
-        </w:r>
-      </w:hyperlink>
+      <w:r>
+        <w:rPr>
+          <w:rtl/>
+          <w:cs/>
+          <w:lang w:val="ar_AE" w:bidi="ar_AE"/>
+        </w:rPr>
+        <w:t>رؤيا 12:9</w:t>
+      </w:r>
       <w:r>
         <w:rPr>
           <w:rtl/>
@@ -1391,20 +1199,14 @@
         </w:rPr>
         <w:t xml:space="preserve">؛ </w:t>
       </w:r>
-      <w:hyperlink r:id="rId20">
-        <w:r>
-          <w:rPr>
-            <w:rtl/>
-            <w:cs/>
-            <w:lang w:val="ar_AE" w:bidi="ar_AE"/>
-          </w:rPr>
-          <w:rPr>
-            <w:color w:val="0000EE"/>
-            <w:u w:val="single"/>
-          </w:rPr>
-          <w:t>20:2</w:t>
-        </w:r>
-      </w:hyperlink>
+      <w:r>
+        <w:rPr>
+          <w:rtl/>
+          <w:cs/>
+          <w:lang w:val="ar_AE" w:bidi="ar_AE"/>
+        </w:rPr>
+        <w:t>20:2</w:t>
+      </w:r>
       <w:r>
         <w:rPr>
           <w:rtl/>
@@ -1413,20 +1215,14 @@
         </w:rPr>
         <w:t xml:space="preserve">، </w:t>
       </w:r>
-      <w:hyperlink r:id="rId42">
-        <w:r>
-          <w:rPr>
-            <w:rtl/>
-            <w:cs/>
-            <w:lang w:val="ar_AE" w:bidi="ar_AE"/>
-          </w:rPr>
-          <w:rPr>
-            <w:color w:val="0000EE"/>
-            <w:u w:val="single"/>
-          </w:rPr>
-          <w:t>10</w:t>
-        </w:r>
-      </w:hyperlink>
+      <w:r>
+        <w:rPr>
+          <w:rtl/>
+          <w:cs/>
+          <w:lang w:val="ar_AE" w:bidi="ar_AE"/>
+        </w:rPr>
+        <w:t>10</w:t>
+      </w:r>
       <w:r>
         <w:rPr>
           <w:rtl/>
@@ -1468,20 +1264,14 @@
           <w:lang w:val="ar_AE" w:bidi="ar_AE"/>
         </w:rPr>
       </w:r>
-      <w:hyperlink r:id="rId17">
-        <w:r>
-          <w:rPr>
-            <w:rtl/>
-            <w:cs/>
-            <w:lang w:val="ar_AE" w:bidi="ar_AE"/>
-          </w:rPr>
-          <w:rPr>
-            <w:color w:val="0000EE"/>
-            <w:u w:val="single"/>
-          </w:rPr>
-          <w:t>العدد 22:22</w:t>
-        </w:r>
-      </w:hyperlink>
+      <w:r>
+        <w:rPr>
+          <w:rtl/>
+          <w:cs/>
+          <w:lang w:val="ar_AE" w:bidi="ar_AE"/>
+        </w:rPr>
+        <w:t>العدد 22:22</w:t>
+      </w:r>
       <w:r>
         <w:rPr>
           <w:rtl/>
@@ -1490,20 +1280,14 @@
         </w:rPr>
         <w:t xml:space="preserve">، </w:t>
       </w:r>
-      <w:hyperlink r:id="rId18">
-        <w:r>
-          <w:rPr>
-            <w:rtl/>
-            <w:cs/>
-            <w:lang w:val="ar_AE" w:bidi="ar_AE"/>
-          </w:rPr>
-          <w:rPr>
-            <w:color w:val="0000EE"/>
-            <w:u w:val="single"/>
-          </w:rPr>
-          <w:t>32</w:t>
-        </w:r>
-      </w:hyperlink>
+      <w:r>
+        <w:rPr>
+          <w:rtl/>
+          <w:cs/>
+          <w:lang w:val="ar_AE" w:bidi="ar_AE"/>
+        </w:rPr>
+        <w:t>32</w:t>
+      </w:r>
       <w:r>
         <w:rPr>
           <w:rtl/>
@@ -1512,20 +1296,14 @@
         </w:rPr>
         <w:t xml:space="preserve">؛ </w:t>
       </w:r>
-      <w:hyperlink r:id="rId34">
-        <w:r>
-          <w:rPr>
-            <w:rtl/>
-            <w:cs/>
-            <w:lang w:val="ar_AE" w:bidi="ar_AE"/>
-          </w:rPr>
-          <w:rPr>
-            <w:color w:val="0000EE"/>
-            <w:u w:val="single"/>
-          </w:rPr>
-          <w:t>1 أخبار الأيام 21:1</w:t>
-        </w:r>
-      </w:hyperlink>
+      <w:r>
+        <w:rPr>
+          <w:rtl/>
+          <w:cs/>
+          <w:lang w:val="ar_AE" w:bidi="ar_AE"/>
+        </w:rPr>
+        <w:t>1 أخبار الأيام 21:1</w:t>
+      </w:r>
       <w:r>
         <w:rPr>
           <w:rtl/>
@@ -1534,20 +1312,14 @@
         </w:rPr>
         <w:t xml:space="preserve">؛ </w:t>
       </w:r>
-      <w:hyperlink r:id="rId43">
-        <w:r>
-          <w:rPr>
-            <w:rtl/>
-            <w:cs/>
-            <w:lang w:val="ar_AE" w:bidi="ar_AE"/>
-          </w:rPr>
-          <w:rPr>
-            <w:color w:val="0000EE"/>
-            <w:u w:val="single"/>
-          </w:rPr>
-          <w:t>أيّوب 1:6–2:7</w:t>
-        </w:r>
-      </w:hyperlink>
+      <w:r>
+        <w:rPr>
+          <w:rtl/>
+          <w:cs/>
+          <w:lang w:val="ar_AE" w:bidi="ar_AE"/>
+        </w:rPr>
+        <w:t>أيّوب 1:6–2:7</w:t>
+      </w:r>
       <w:r>
         <w:rPr>
           <w:rtl/>
@@ -1556,20 +1328,14 @@
         </w:rPr>
         <w:t xml:space="preserve">؛ </w:t>
       </w:r>
-      <w:hyperlink r:id="rId44">
-        <w:r>
-          <w:rPr>
-            <w:rtl/>
-            <w:cs/>
-            <w:lang w:val="ar_AE" w:bidi="ar_AE"/>
-          </w:rPr>
-          <w:rPr>
-            <w:color w:val="0000EE"/>
-            <w:u w:val="single"/>
-          </w:rPr>
-          <w:t>زكريّا 3:1–4</w:t>
-        </w:r>
-      </w:hyperlink>
+      <w:r>
+        <w:rPr>
+          <w:rtl/>
+          <w:cs/>
+          <w:lang w:val="ar_AE" w:bidi="ar_AE"/>
+        </w:rPr>
+        <w:t>زكريّا 3:1–4</w:t>
+      </w:r>
       <w:r>
         <w:rPr>
           <w:rtl/>
@@ -1578,20 +1344,14 @@
         </w:rPr>
         <w:t xml:space="preserve">؛ </w:t>
       </w:r>
-      <w:hyperlink r:id="rId45">
-        <w:r>
-          <w:rPr>
-            <w:rtl/>
-            <w:cs/>
-            <w:lang w:val="ar_AE" w:bidi="ar_AE"/>
-          </w:rPr>
-          <w:rPr>
-            <w:color w:val="0000EE"/>
-            <w:u w:val="single"/>
-          </w:rPr>
-          <w:t>متّى 4:1–10</w:t>
-        </w:r>
-      </w:hyperlink>
+      <w:r>
+        <w:rPr>
+          <w:rtl/>
+          <w:cs/>
+          <w:lang w:val="ar_AE" w:bidi="ar_AE"/>
+        </w:rPr>
+        <w:t>متّى 4:1–10</w:t>
+      </w:r>
       <w:r>
         <w:rPr>
           <w:rtl/>
@@ -1600,20 +1360,14 @@
         </w:rPr>
         <w:t xml:space="preserve">؛ </w:t>
       </w:r>
-      <w:hyperlink r:id="rId23">
-        <w:r>
-          <w:rPr>
-            <w:rtl/>
-            <w:cs/>
-            <w:lang w:val="ar_AE" w:bidi="ar_AE"/>
-          </w:rPr>
-          <w:rPr>
-            <w:color w:val="0000EE"/>
-            <w:u w:val="single"/>
-          </w:rPr>
-          <w:t>12:24</w:t>
-        </w:r>
-      </w:hyperlink>
+      <w:r>
+        <w:rPr>
+          <w:rtl/>
+          <w:cs/>
+          <w:lang w:val="ar_AE" w:bidi="ar_AE"/>
+        </w:rPr>
+        <w:t>12:24</w:t>
+      </w:r>
       <w:r>
         <w:rPr>
           <w:rtl/>
@@ -1622,20 +1376,14 @@
         </w:rPr>
         <w:t xml:space="preserve">؛ </w:t>
       </w:r>
-      <w:hyperlink r:id="rId25">
-        <w:r>
-          <w:rPr>
-            <w:rtl/>
-            <w:cs/>
-            <w:lang w:val="ar_AE" w:bidi="ar_AE"/>
-          </w:rPr>
-          <w:rPr>
-            <w:color w:val="0000EE"/>
-            <w:u w:val="single"/>
-          </w:rPr>
-          <w:t>13:19</w:t>
-        </w:r>
-      </w:hyperlink>
+      <w:r>
+        <w:rPr>
+          <w:rtl/>
+          <w:cs/>
+          <w:lang w:val="ar_AE" w:bidi="ar_AE"/>
+        </w:rPr>
+        <w:t>13:19</w:t>
+      </w:r>
       <w:r>
         <w:rPr>
           <w:rtl/>
@@ -1644,20 +1392,14 @@
         </w:rPr>
         <w:t xml:space="preserve">، </w:t>
       </w:r>
-      <w:hyperlink r:id="rId46">
-        <w:r>
-          <w:rPr>
-            <w:rtl/>
-            <w:cs/>
-            <w:lang w:val="ar_AE" w:bidi="ar_AE"/>
-          </w:rPr>
-          <w:rPr>
-            <w:color w:val="0000EE"/>
-            <w:u w:val="single"/>
-          </w:rPr>
-          <w:t>38–39</w:t>
-        </w:r>
-      </w:hyperlink>
+      <w:r>
+        <w:rPr>
+          <w:rtl/>
+          <w:cs/>
+          <w:lang w:val="ar_AE" w:bidi="ar_AE"/>
+        </w:rPr>
+        <w:t>38–39</w:t>
+      </w:r>
       <w:r>
         <w:rPr>
           <w:rtl/>
@@ -1666,20 +1408,14 @@
         </w:rPr>
         <w:t xml:space="preserve">؛ </w:t>
       </w:r>
-      <w:hyperlink r:id="rId47">
-        <w:r>
-          <w:rPr>
-            <w:rtl/>
-            <w:cs/>
-            <w:lang w:val="ar_AE" w:bidi="ar_AE"/>
-          </w:rPr>
-          <w:rPr>
-            <w:color w:val="0000EE"/>
-            <w:u w:val="single"/>
-          </w:rPr>
-          <w:t>16:23</w:t>
-        </w:r>
-      </w:hyperlink>
+      <w:r>
+        <w:rPr>
+          <w:rtl/>
+          <w:cs/>
+          <w:lang w:val="ar_AE" w:bidi="ar_AE"/>
+        </w:rPr>
+        <w:t>16:23</w:t>
+      </w:r>
       <w:r>
         <w:rPr>
           <w:rtl/>
@@ -1688,20 +1424,14 @@
         </w:rPr>
         <w:t xml:space="preserve">؛ </w:t>
       </w:r>
-      <w:hyperlink r:id="rId48">
-        <w:r>
-          <w:rPr>
-            <w:rtl/>
-            <w:cs/>
-            <w:lang w:val="ar_AE" w:bidi="ar_AE"/>
-          </w:rPr>
-          <w:rPr>
-            <w:color w:val="0000EE"/>
-            <w:u w:val="single"/>
-          </w:rPr>
-          <w:t>مرقس 1:13</w:t>
-        </w:r>
-      </w:hyperlink>
+      <w:r>
+        <w:rPr>
+          <w:rtl/>
+          <w:cs/>
+          <w:lang w:val="ar_AE" w:bidi="ar_AE"/>
+        </w:rPr>
+        <w:t>مرقس 1:13</w:t>
+      </w:r>
       <w:r>
         <w:rPr>
           <w:rtl/>
@@ -1710,20 +1440,14 @@
         </w:rPr>
         <w:t xml:space="preserve">؛ </w:t>
       </w:r>
-      <w:hyperlink r:id="rId49">
-        <w:r>
-          <w:rPr>
-            <w:rtl/>
-            <w:cs/>
-            <w:lang w:val="ar_AE" w:bidi="ar_AE"/>
-          </w:rPr>
-          <w:rPr>
-            <w:color w:val="0000EE"/>
-            <w:u w:val="single"/>
-          </w:rPr>
-          <w:t>4:15</w:t>
-        </w:r>
-      </w:hyperlink>
+      <w:r>
+        <w:rPr>
+          <w:rtl/>
+          <w:cs/>
+          <w:lang w:val="ar_AE" w:bidi="ar_AE"/>
+        </w:rPr>
+        <w:t>4:15</w:t>
+      </w:r>
       <w:r>
         <w:rPr>
           <w:rtl/>
@@ -1732,20 +1456,14 @@
         </w:rPr>
         <w:t xml:space="preserve">؛ </w:t>
       </w:r>
-      <w:hyperlink r:id="rId50">
-        <w:r>
-          <w:rPr>
-            <w:rtl/>
-            <w:cs/>
-            <w:lang w:val="ar_AE" w:bidi="ar_AE"/>
-          </w:rPr>
-          <w:rPr>
-            <w:color w:val="0000EE"/>
-            <w:u w:val="single"/>
-          </w:rPr>
-          <w:t>لوقا 4:6</w:t>
-        </w:r>
-      </w:hyperlink>
+      <w:r>
+        <w:rPr>
+          <w:rtl/>
+          <w:cs/>
+          <w:lang w:val="ar_AE" w:bidi="ar_AE"/>
+        </w:rPr>
+        <w:t>لوقا 4:6</w:t>
+      </w:r>
       <w:r>
         <w:rPr>
           <w:rtl/>
@@ -1754,20 +1472,14 @@
         </w:rPr>
         <w:t xml:space="preserve">؛ </w:t>
       </w:r>
-      <w:hyperlink r:id="rId51">
-        <w:r>
-          <w:rPr>
-            <w:rtl/>
-            <w:cs/>
-            <w:lang w:val="ar_AE" w:bidi="ar_AE"/>
-          </w:rPr>
-          <w:rPr>
-            <w:color w:val="0000EE"/>
-            <w:u w:val="single"/>
-          </w:rPr>
-          <w:t>10:17–20</w:t>
-        </w:r>
-      </w:hyperlink>
+      <w:r>
+        <w:rPr>
+          <w:rtl/>
+          <w:cs/>
+          <w:lang w:val="ar_AE" w:bidi="ar_AE"/>
+        </w:rPr>
+        <w:t>10:17–20</w:t>
+      </w:r>
       <w:r>
         <w:rPr>
           <w:rtl/>
@@ -1776,20 +1488,14 @@
         </w:rPr>
         <w:t xml:space="preserve">؛ </w:t>
       </w:r>
-      <w:hyperlink r:id="rId24">
-        <w:r>
-          <w:rPr>
-            <w:rtl/>
-            <w:cs/>
-            <w:lang w:val="ar_AE" w:bidi="ar_AE"/>
-          </w:rPr>
-          <w:rPr>
-            <w:color w:val="0000EE"/>
-            <w:u w:val="single"/>
-          </w:rPr>
-          <w:t>11:15</w:t>
-        </w:r>
-      </w:hyperlink>
+      <w:r>
+        <w:rPr>
+          <w:rtl/>
+          <w:cs/>
+          <w:lang w:val="ar_AE" w:bidi="ar_AE"/>
+        </w:rPr>
+        <w:t>11:15</w:t>
+      </w:r>
       <w:r>
         <w:rPr>
           <w:rtl/>
@@ -1798,20 +1504,14 @@
         </w:rPr>
         <w:t xml:space="preserve">؛ </w:t>
       </w:r>
-      <w:hyperlink r:id="rId52">
-        <w:r>
-          <w:rPr>
-            <w:rtl/>
-            <w:cs/>
-            <w:lang w:val="ar_AE" w:bidi="ar_AE"/>
-          </w:rPr>
-          <w:rPr>
-            <w:color w:val="0000EE"/>
-            <w:u w:val="single"/>
-          </w:rPr>
-          <w:t>22:3</w:t>
-        </w:r>
-      </w:hyperlink>
+      <w:r>
+        <w:rPr>
+          <w:rtl/>
+          <w:cs/>
+          <w:lang w:val="ar_AE" w:bidi="ar_AE"/>
+        </w:rPr>
+        <w:t>22:3</w:t>
+      </w:r>
       <w:r>
         <w:rPr>
           <w:rtl/>
@@ -1820,20 +1520,14 @@
         </w:rPr>
         <w:t xml:space="preserve">، </w:t>
       </w:r>
-      <w:hyperlink r:id="rId38">
-        <w:r>
-          <w:rPr>
-            <w:rtl/>
-            <w:cs/>
-            <w:lang w:val="ar_AE" w:bidi="ar_AE"/>
-          </w:rPr>
-          <w:rPr>
-            <w:color w:val="0000EE"/>
-            <w:u w:val="single"/>
-          </w:rPr>
-          <w:t>31</w:t>
-        </w:r>
-      </w:hyperlink>
+      <w:r>
+        <w:rPr>
+          <w:rtl/>
+          <w:cs/>
+          <w:lang w:val="ar_AE" w:bidi="ar_AE"/>
+        </w:rPr>
+        <w:t>31</w:t>
+      </w:r>
       <w:r>
         <w:rPr>
           <w:rtl/>
@@ -1842,20 +1536,14 @@
         </w:rPr>
         <w:t xml:space="preserve">؛ </w:t>
       </w:r>
-      <w:hyperlink r:id="rId33">
-        <w:r>
-          <w:rPr>
-            <w:rtl/>
-            <w:cs/>
-            <w:lang w:val="ar_AE" w:bidi="ar_AE"/>
-          </w:rPr>
-          <w:rPr>
-            <w:color w:val="0000EE"/>
-            <w:u w:val="single"/>
-          </w:rPr>
-          <w:t>يوحنّا 8:44</w:t>
-        </w:r>
-      </w:hyperlink>
+      <w:r>
+        <w:rPr>
+          <w:rtl/>
+          <w:cs/>
+          <w:lang w:val="ar_AE" w:bidi="ar_AE"/>
+        </w:rPr>
+        <w:t>يوحنّا 8:44</w:t>
+      </w:r>
       <w:r>
         <w:rPr>
           <w:rtl/>
@@ -1864,20 +1552,14 @@
         </w:rPr>
         <w:t xml:space="preserve">؛ </w:t>
       </w:r>
-      <w:hyperlink r:id="rId53">
-        <w:r>
-          <w:rPr>
-            <w:rtl/>
-            <w:cs/>
-            <w:lang w:val="ar_AE" w:bidi="ar_AE"/>
-          </w:rPr>
-          <w:rPr>
-            <w:color w:val="0000EE"/>
-            <w:u w:val="single"/>
-          </w:rPr>
-          <w:t>12:31</w:t>
-        </w:r>
-      </w:hyperlink>
+      <w:r>
+        <w:rPr>
+          <w:rtl/>
+          <w:cs/>
+          <w:lang w:val="ar_AE" w:bidi="ar_AE"/>
+        </w:rPr>
+        <w:t>12:31</w:t>
+      </w:r>
       <w:r>
         <w:rPr>
           <w:rtl/>
@@ -1886,20 +1568,14 @@
         </w:rPr>
         <w:t xml:space="preserve">؛ </w:t>
       </w:r>
-      <w:hyperlink r:id="rId54">
-        <w:r>
-          <w:rPr>
-            <w:rtl/>
-            <w:cs/>
-            <w:lang w:val="ar_AE" w:bidi="ar_AE"/>
-          </w:rPr>
-          <w:rPr>
-            <w:color w:val="0000EE"/>
-            <w:u w:val="single"/>
-          </w:rPr>
-          <w:t>13:2</w:t>
-        </w:r>
-      </w:hyperlink>
+      <w:r>
+        <w:rPr>
+          <w:rtl/>
+          <w:cs/>
+          <w:lang w:val="ar_AE" w:bidi="ar_AE"/>
+        </w:rPr>
+        <w:t>13:2</w:t>
+      </w:r>
       <w:r>
         <w:rPr>
           <w:rtl/>
@@ -1908,20 +1584,14 @@
         </w:rPr>
         <w:t xml:space="preserve">، </w:t>
       </w:r>
-      <w:hyperlink r:id="rId37">
-        <w:r>
-          <w:rPr>
-            <w:rtl/>
-            <w:cs/>
-            <w:lang w:val="ar_AE" w:bidi="ar_AE"/>
-          </w:rPr>
-          <w:rPr>
-            <w:color w:val="0000EE"/>
-            <w:u w:val="single"/>
-          </w:rPr>
-          <w:t>27</w:t>
-        </w:r>
-      </w:hyperlink>
+      <w:r>
+        <w:rPr>
+          <w:rtl/>
+          <w:cs/>
+          <w:lang w:val="ar_AE" w:bidi="ar_AE"/>
+        </w:rPr>
+        <w:t>27</w:t>
+      </w:r>
       <w:r>
         <w:rPr>
           <w:rtl/>
@@ -1930,20 +1600,14 @@
         </w:rPr>
         <w:t xml:space="preserve">؛ </w:t>
       </w:r>
-      <w:hyperlink r:id="rId55">
-        <w:r>
-          <w:rPr>
-            <w:rtl/>
-            <w:cs/>
-            <w:lang w:val="ar_AE" w:bidi="ar_AE"/>
-          </w:rPr>
-          <w:rPr>
-            <w:color w:val="0000EE"/>
-            <w:u w:val="single"/>
-          </w:rPr>
-          <w:t>16:11</w:t>
-        </w:r>
-      </w:hyperlink>
+      <w:r>
+        <w:rPr>
+          <w:rtl/>
+          <w:cs/>
+          <w:lang w:val="ar_AE" w:bidi="ar_AE"/>
+        </w:rPr>
+        <w:t>16:11</w:t>
+      </w:r>
       <w:r>
         <w:rPr>
           <w:rtl/>
@@ -1952,20 +1616,14 @@
         </w:rPr>
         <w:t xml:space="preserve">؛ </w:t>
       </w:r>
-      <w:hyperlink r:id="rId56">
-        <w:r>
-          <w:rPr>
-            <w:rtl/>
-            <w:cs/>
-            <w:lang w:val="ar_AE" w:bidi="ar_AE"/>
-          </w:rPr>
-          <w:rPr>
-            <w:color w:val="0000EE"/>
-            <w:u w:val="single"/>
-          </w:rPr>
-          <w:t>أعمال الرسل 13:9–10</w:t>
-        </w:r>
-      </w:hyperlink>
+      <w:r>
+        <w:rPr>
+          <w:rtl/>
+          <w:cs/>
+          <w:lang w:val="ar_AE" w:bidi="ar_AE"/>
+        </w:rPr>
+        <w:t>أعمال الرسل 13:9–10</w:t>
+      </w:r>
       <w:r>
         <w:rPr>
           <w:rtl/>
@@ -1974,20 +1632,14 @@
         </w:rPr>
         <w:t xml:space="preserve">؛ </w:t>
       </w:r>
-      <w:hyperlink r:id="rId39">
-        <w:r>
-          <w:rPr>
-            <w:rtl/>
-            <w:cs/>
-            <w:lang w:val="ar_AE" w:bidi="ar_AE"/>
-          </w:rPr>
-          <w:rPr>
-            <w:color w:val="0000EE"/>
-            <w:u w:val="single"/>
-          </w:rPr>
-          <w:t>26:17–18</w:t>
-        </w:r>
-      </w:hyperlink>
+      <w:r>
+        <w:rPr>
+          <w:rtl/>
+          <w:cs/>
+          <w:lang w:val="ar_AE" w:bidi="ar_AE"/>
+        </w:rPr>
+        <w:t>26:17–18</w:t>
+      </w:r>
       <w:r>
         <w:rPr>
           <w:rtl/>
@@ -1996,20 +1648,14 @@
         </w:rPr>
         <w:t xml:space="preserve">؛ </w:t>
       </w:r>
-      <w:hyperlink r:id="rId57">
-        <w:r>
-          <w:rPr>
-            <w:rtl/>
-            <w:cs/>
-            <w:lang w:val="ar_AE" w:bidi="ar_AE"/>
-          </w:rPr>
-          <w:rPr>
-            <w:color w:val="0000EE"/>
-            <w:u w:val="single"/>
-          </w:rPr>
-          <w:t>رومية 16:20</w:t>
-        </w:r>
-      </w:hyperlink>
+      <w:r>
+        <w:rPr>
+          <w:rtl/>
+          <w:cs/>
+          <w:lang w:val="ar_AE" w:bidi="ar_AE"/>
+        </w:rPr>
+        <w:t>رومية 16:20</w:t>
+      </w:r>
       <w:r>
         <w:rPr>
           <w:rtl/>
@@ -2018,20 +1664,14 @@
         </w:rPr>
         <w:t xml:space="preserve">؛ </w:t>
       </w:r>
-      <w:hyperlink r:id="rId40">
-        <w:r>
-          <w:rPr>
-            <w:rtl/>
-            <w:cs/>
-            <w:lang w:val="ar_AE" w:bidi="ar_AE"/>
-          </w:rPr>
-          <w:rPr>
-            <w:color w:val="0000EE"/>
-            <w:u w:val="single"/>
-          </w:rPr>
-          <w:t>1كورنثوس 7:5</w:t>
-        </w:r>
-      </w:hyperlink>
+      <w:r>
+        <w:rPr>
+          <w:rtl/>
+          <w:cs/>
+          <w:lang w:val="ar_AE" w:bidi="ar_AE"/>
+        </w:rPr>
+        <w:t>1كورنثوس 7:5</w:t>
+      </w:r>
       <w:r>
         <w:rPr>
           <w:rtl/>
@@ -2040,20 +1680,14 @@
         </w:rPr>
         <w:t xml:space="preserve">؛ </w:t>
       </w:r>
-      <w:hyperlink r:id="rId58">
-        <w:r>
-          <w:rPr>
-            <w:rtl/>
-            <w:cs/>
-            <w:lang w:val="ar_AE" w:bidi="ar_AE"/>
-          </w:rPr>
-          <w:rPr>
-            <w:color w:val="0000EE"/>
-            <w:u w:val="single"/>
-          </w:rPr>
-          <w:t>2كورنثوس 2:10–11</w:t>
-        </w:r>
-      </w:hyperlink>
+      <w:r>
+        <w:rPr>
+          <w:rtl/>
+          <w:cs/>
+          <w:lang w:val="ar_AE" w:bidi="ar_AE"/>
+        </w:rPr>
+        <w:t>2كورنثوس 2:10–11</w:t>
+      </w:r>
       <w:r>
         <w:rPr>
           <w:rtl/>
@@ -2062,20 +1696,14 @@
         </w:rPr>
         <w:t xml:space="preserve">؛ </w:t>
       </w:r>
-      <w:hyperlink r:id="rId59">
-        <w:r>
-          <w:rPr>
-            <w:rtl/>
-            <w:cs/>
-            <w:lang w:val="ar_AE" w:bidi="ar_AE"/>
-          </w:rPr>
-          <w:rPr>
-            <w:color w:val="0000EE"/>
-            <w:u w:val="single"/>
-          </w:rPr>
-          <w:t>4:4</w:t>
-        </w:r>
-      </w:hyperlink>
+      <w:r>
+        <w:rPr>
+          <w:rtl/>
+          <w:cs/>
+          <w:lang w:val="ar_AE" w:bidi="ar_AE"/>
+        </w:rPr>
+        <w:t>4:4</w:t>
+      </w:r>
       <w:r>
         <w:rPr>
           <w:rtl/>
@@ -2084,20 +1712,14 @@
         </w:rPr>
         <w:t xml:space="preserve">؛ </w:t>
       </w:r>
-      <w:hyperlink r:id="rId30">
-        <w:r>
-          <w:rPr>
-            <w:rtl/>
-            <w:cs/>
-            <w:lang w:val="ar_AE" w:bidi="ar_AE"/>
-          </w:rPr>
-          <w:rPr>
-            <w:color w:val="0000EE"/>
-            <w:u w:val="single"/>
-          </w:rPr>
-          <w:t>6:15</w:t>
-        </w:r>
-      </w:hyperlink>
+      <w:r>
+        <w:rPr>
+          <w:rtl/>
+          <w:cs/>
+          <w:lang w:val="ar_AE" w:bidi="ar_AE"/>
+        </w:rPr>
+        <w:t>6:15</w:t>
+      </w:r>
       <w:r>
         <w:rPr>
           <w:rtl/>
@@ -2106,20 +1728,14 @@
         </w:rPr>
         <w:t xml:space="preserve">؛ </w:t>
       </w:r>
-      <w:hyperlink r:id="rId60">
-        <w:r>
-          <w:rPr>
-            <w:rtl/>
-            <w:cs/>
-            <w:lang w:val="ar_AE" w:bidi="ar_AE"/>
-          </w:rPr>
-          <w:rPr>
-            <w:color w:val="0000EE"/>
-            <w:u w:val="single"/>
-          </w:rPr>
-          <w:t>11:13–15</w:t>
-        </w:r>
-      </w:hyperlink>
+      <w:r>
+        <w:rPr>
+          <w:rtl/>
+          <w:cs/>
+          <w:lang w:val="ar_AE" w:bidi="ar_AE"/>
+        </w:rPr>
+        <w:t>11:13–15</w:t>
+      </w:r>
       <w:r>
         <w:rPr>
           <w:rtl/>
@@ -2128,20 +1744,14 @@
         </w:rPr>
         <w:t xml:space="preserve">؛ </w:t>
       </w:r>
-      <w:hyperlink r:id="rId22">
-        <w:r>
-          <w:rPr>
-            <w:rtl/>
-            <w:cs/>
-            <w:lang w:val="ar_AE" w:bidi="ar_AE"/>
-          </w:rPr>
-          <w:rPr>
-            <w:color w:val="0000EE"/>
-            <w:u w:val="single"/>
-          </w:rPr>
-          <w:t>1تسالونيكي 3:5</w:t>
-        </w:r>
-      </w:hyperlink>
+      <w:r>
+        <w:rPr>
+          <w:rtl/>
+          <w:cs/>
+          <w:lang w:val="ar_AE" w:bidi="ar_AE"/>
+        </w:rPr>
+        <w:t>1تسالونيكي 3:5</w:t>
+      </w:r>
       <w:r>
         <w:rPr>
           <w:rtl/>
@@ -2150,20 +1760,14 @@
         </w:rPr>
         <w:t xml:space="preserve">؛ </w:t>
       </w:r>
-      <w:hyperlink r:id="rId61">
-        <w:r>
-          <w:rPr>
-            <w:rtl/>
-            <w:cs/>
-            <w:lang w:val="ar_AE" w:bidi="ar_AE"/>
-          </w:rPr>
-          <w:rPr>
-            <w:color w:val="0000EE"/>
-            <w:u w:val="single"/>
-          </w:rPr>
-          <w:t>2تسالونيكي 2:2–12</w:t>
-        </w:r>
-      </w:hyperlink>
+      <w:r>
+        <w:rPr>
+          <w:rtl/>
+          <w:cs/>
+          <w:lang w:val="ar_AE" w:bidi="ar_AE"/>
+        </w:rPr>
+        <w:t>2تسالونيكي 2:2–12</w:t>
+      </w:r>
       <w:r>
         <w:rPr>
           <w:rtl/>
@@ -2172,20 +1776,14 @@
         </w:rPr>
         <w:t xml:space="preserve">؛ </w:t>
       </w:r>
-      <w:hyperlink r:id="rId62">
-        <w:r>
-          <w:rPr>
-            <w:rtl/>
-            <w:cs/>
-            <w:lang w:val="ar_AE" w:bidi="ar_AE"/>
-          </w:rPr>
-          <w:rPr>
-            <w:color w:val="0000EE"/>
-            <w:u w:val="single"/>
-          </w:rPr>
-          <w:t>عبرانيين 2:14</w:t>
-        </w:r>
-      </w:hyperlink>
+      <w:r>
+        <w:rPr>
+          <w:rtl/>
+          <w:cs/>
+          <w:lang w:val="ar_AE" w:bidi="ar_AE"/>
+        </w:rPr>
+        <w:t>عبرانيين 2:14</w:t>
+      </w:r>
       <w:r>
         <w:rPr>
           <w:rtl/>
@@ -2194,20 +1792,14 @@
         </w:rPr>
         <w:t xml:space="preserve">؛ </w:t>
       </w:r>
-      <w:hyperlink r:id="rId63">
-        <w:r>
-          <w:rPr>
-            <w:rtl/>
-            <w:cs/>
-            <w:lang w:val="ar_AE" w:bidi="ar_AE"/>
-          </w:rPr>
-          <w:rPr>
-            <w:color w:val="0000EE"/>
-            <w:u w:val="single"/>
-          </w:rPr>
-          <w:t>يعقوب 4:7</w:t>
-        </w:r>
-      </w:hyperlink>
+      <w:r>
+        <w:rPr>
+          <w:rtl/>
+          <w:cs/>
+          <w:lang w:val="ar_AE" w:bidi="ar_AE"/>
+        </w:rPr>
+        <w:t>يعقوب 4:7</w:t>
+      </w:r>
       <w:r>
         <w:rPr>
           <w:rtl/>
@@ -2216,20 +1808,14 @@
         </w:rPr>
         <w:t xml:space="preserve">؛ </w:t>
       </w:r>
-      <w:hyperlink r:id="rId64">
-        <w:r>
-          <w:rPr>
-            <w:rtl/>
-            <w:cs/>
-            <w:lang w:val="ar_AE" w:bidi="ar_AE"/>
-          </w:rPr>
-          <w:rPr>
-            <w:color w:val="0000EE"/>
-            <w:u w:val="single"/>
-          </w:rPr>
-          <w:t>1بطرس 5:8</w:t>
-        </w:r>
-      </w:hyperlink>
+      <w:r>
+        <w:rPr>
+          <w:rtl/>
+          <w:cs/>
+          <w:lang w:val="ar_AE" w:bidi="ar_AE"/>
+        </w:rPr>
+        <w:t>1بطرس 5:8</w:t>
+      </w:r>
       <w:r>
         <w:rPr>
           <w:rtl/>
@@ -2238,20 +1824,14 @@
         </w:rPr>
         <w:t xml:space="preserve">؛ </w:t>
       </w:r>
-      <w:hyperlink r:id="rId27">
-        <w:r>
-          <w:rPr>
-            <w:rtl/>
-            <w:cs/>
-            <w:lang w:val="ar_AE" w:bidi="ar_AE"/>
-          </w:rPr>
-          <w:rPr>
-            <w:color w:val="0000EE"/>
-            <w:u w:val="single"/>
-          </w:rPr>
-          <w:t>1يوحنّا 2:13–14</w:t>
-        </w:r>
-      </w:hyperlink>
+      <w:r>
+        <w:rPr>
+          <w:rtl/>
+          <w:cs/>
+          <w:lang w:val="ar_AE" w:bidi="ar_AE"/>
+        </w:rPr>
+        <w:t>1يوحنّا 2:13–14</w:t>
+      </w:r>
       <w:r>
         <w:rPr>
           <w:rtl/>
@@ -2260,20 +1840,14 @@
         </w:rPr>
         <w:t xml:space="preserve">؛ </w:t>
       </w:r>
-      <w:hyperlink r:id="rId28">
-        <w:r>
-          <w:rPr>
-            <w:rtl/>
-            <w:cs/>
-            <w:lang w:val="ar_AE" w:bidi="ar_AE"/>
-          </w:rPr>
-          <w:rPr>
-            <w:color w:val="0000EE"/>
-            <w:u w:val="single"/>
-          </w:rPr>
-          <w:t>3:12</w:t>
-        </w:r>
-      </w:hyperlink>
+      <w:r>
+        <w:rPr>
+          <w:rtl/>
+          <w:cs/>
+          <w:lang w:val="ar_AE" w:bidi="ar_AE"/>
+        </w:rPr>
+        <w:t>3:12</w:t>
+      </w:r>
       <w:r>
         <w:rPr>
           <w:rtl/>
@@ -2282,20 +1856,14 @@
         </w:rPr>
         <w:t xml:space="preserve">؛ </w:t>
       </w:r>
-      <w:hyperlink r:id="rId29">
-        <w:r>
-          <w:rPr>
-            <w:rtl/>
-            <w:cs/>
-            <w:lang w:val="ar_AE" w:bidi="ar_AE"/>
-          </w:rPr>
-          <w:rPr>
-            <w:color w:val="0000EE"/>
-            <w:u w:val="single"/>
-          </w:rPr>
-          <w:t>5:18</w:t>
-        </w:r>
-      </w:hyperlink>
+      <w:r>
+        <w:rPr>
+          <w:rtl/>
+          <w:cs/>
+          <w:lang w:val="ar_AE" w:bidi="ar_AE"/>
+        </w:rPr>
+        <w:t>5:18</w:t>
+      </w:r>
       <w:r>
         <w:rPr>
           <w:rtl/>
@@ -2304,20 +1872,14 @@
         </w:rPr>
         <w:t xml:space="preserve">؛ </w:t>
       </w:r>
-      <w:hyperlink r:id="rId32">
-        <w:r>
-          <w:rPr>
-            <w:rtl/>
-            <w:cs/>
-            <w:lang w:val="ar_AE" w:bidi="ar_AE"/>
-          </w:rPr>
-          <w:rPr>
-            <w:color w:val="0000EE"/>
-            <w:u w:val="single"/>
-          </w:rPr>
-          <w:t>رؤيا 12:3</w:t>
-        </w:r>
-      </w:hyperlink>
+      <w:r>
+        <w:rPr>
+          <w:rtl/>
+          <w:cs/>
+          <w:lang w:val="ar_AE" w:bidi="ar_AE"/>
+        </w:rPr>
+        <w:t>رؤيا 12:3</w:t>
+      </w:r>
       <w:r>
         <w:rPr>
           <w:rtl/>
@@ -2326,20 +1888,14 @@
         </w:rPr>
         <w:t xml:space="preserve">، </w:t>
       </w:r>
-      <w:hyperlink r:id="rId31">
-        <w:r>
-          <w:rPr>
-            <w:rtl/>
-            <w:cs/>
-            <w:lang w:val="ar_AE" w:bidi="ar_AE"/>
-          </w:rPr>
-          <w:rPr>
-            <w:color w:val="0000EE"/>
-            <w:u w:val="single"/>
-          </w:rPr>
-          <w:t>9</w:t>
-        </w:r>
-      </w:hyperlink>
+      <w:r>
+        <w:rPr>
+          <w:rtl/>
+          <w:cs/>
+          <w:lang w:val="ar_AE" w:bidi="ar_AE"/>
+        </w:rPr>
+        <w:t>9</w:t>
+      </w:r>
       <w:r>
         <w:rPr>
           <w:rtl/>
@@ -2348,20 +1904,14 @@
         </w:rPr>
         <w:t xml:space="preserve">؛ </w:t>
       </w:r>
-      <w:hyperlink r:id="rId20">
-        <w:r>
-          <w:rPr>
-            <w:rtl/>
-            <w:cs/>
-            <w:lang w:val="ar_AE" w:bidi="ar_AE"/>
-          </w:rPr>
-          <w:rPr>
-            <w:color w:val="0000EE"/>
-            <w:u w:val="single"/>
-          </w:rPr>
-          <w:t>20:2</w:t>
-        </w:r>
-      </w:hyperlink>
+      <w:r>
+        <w:rPr>
+          <w:rtl/>
+          <w:cs/>
+          <w:lang w:val="ar_AE" w:bidi="ar_AE"/>
+        </w:rPr>
+        <w:t>20:2</w:t>
+      </w:r>
       <w:r>
         <w:rPr>
           <w:rtl/>
@@ -2370,20 +1920,14 @@
         </w:rPr>
         <w:t xml:space="preserve">، </w:t>
       </w:r>
-      <w:hyperlink r:id="rId42">
-        <w:r>
-          <w:rPr>
-            <w:rtl/>
-            <w:cs/>
-            <w:lang w:val="ar_AE" w:bidi="ar_AE"/>
-          </w:rPr>
-          <w:rPr>
-            <w:color w:val="0000EE"/>
-            <w:u w:val="single"/>
-          </w:rPr>
-          <w:t>10.</w:t>
-        </w:r>
-      </w:hyperlink>
+      <w:r>
+        <w:rPr>
+          <w:rtl/>
+          <w:cs/>
+          <w:lang w:val="ar_AE" w:bidi="ar_AE"/>
+        </w:rPr>
+        <w:t>10.</w:t>
+      </w:r>
       <w:r>
         <w:rPr>
           <w:rtl/>
@@ -2491,20 +2035,14 @@
         </w:rPr>
         <w:t>كان شاول ابن أحد ملاك الأراضي الأثرياء. أصبح ملكًا دون أن يتوقع أو يرغب في ذلك. أراد الناس ملكًا يقودهم في المعارك، لذا ارتضوا بشاول، الذي كان أطول من كل الشعب (</w:t>
       </w:r>
-      <w:hyperlink r:id="rId65">
-        <w:r>
-          <w:rPr>
-            <w:rtl/>
-            <w:cs/>
-            <w:lang w:val="ar_AE" w:bidi="ar_AE"/>
-          </w:rPr>
-          <w:rPr>
-            <w:color w:val="0000EE"/>
-            <w:u w:val="single"/>
-          </w:rPr>
-          <w:t>1صموئيل 10:23</w:t>
-        </w:r>
-      </w:hyperlink>
+      <w:r>
+        <w:rPr>
+          <w:rtl/>
+          <w:cs/>
+          <w:lang w:val="ar_AE" w:bidi="ar_AE"/>
+        </w:rPr>
+        <w:t>1صموئيل 10:23</w:t>
+      </w:r>
       <w:r>
         <w:rPr>
           <w:rtl/>
@@ -2533,20 +2071,14 @@
         </w:rPr>
         <w:t>أغضب شاول الله عندما قدّم وعودًا متسرعة دون تفكير في زمن الحرب (</w:t>
       </w:r>
-      <w:hyperlink r:id="rId66">
-        <w:r>
-          <w:rPr>
-            <w:rtl/>
-            <w:cs/>
-            <w:lang w:val="ar_AE" w:bidi="ar_AE"/>
-          </w:rPr>
-          <w:rPr>
-            <w:color w:val="0000EE"/>
-            <w:u w:val="single"/>
-          </w:rPr>
-          <w:t>1صموئيل 14:16–46</w:t>
-        </w:r>
-      </w:hyperlink>
+      <w:r>
+        <w:rPr>
+          <w:rtl/>
+          <w:cs/>
+          <w:lang w:val="ar_AE" w:bidi="ar_AE"/>
+        </w:rPr>
+        <w:t>1صموئيل 14:16–46</w:t>
+      </w:r>
       <w:r>
         <w:rPr>
           <w:rtl/>
@@ -2555,20 +2087,14 @@
         </w:rPr>
         <w:t>). كما مارس تقديم الذبائح قبل المعركة عوضًا عن انتظار صموئيل النبي (</w:t>
       </w:r>
-      <w:hyperlink r:id="rId67">
-        <w:r>
-          <w:rPr>
-            <w:rtl/>
-            <w:cs/>
-            <w:lang w:val="ar_AE" w:bidi="ar_AE"/>
-          </w:rPr>
-          <w:rPr>
-            <w:color w:val="0000EE"/>
-            <w:u w:val="single"/>
-          </w:rPr>
-          <w:t>1صموئيل 13:7ب–14</w:t>
-        </w:r>
-      </w:hyperlink>
+      <w:r>
+        <w:rPr>
+          <w:rtl/>
+          <w:cs/>
+          <w:lang w:val="ar_AE" w:bidi="ar_AE"/>
+        </w:rPr>
+        <w:t>1صموئيل 13:7ب–14</w:t>
+      </w:r>
       <w:r>
         <w:rPr>
           <w:rtl/>
@@ -2577,20 +2103,14 @@
         </w:rPr>
         <w:t>). عصى شاول أمر الله بامتناعه عن تحريم (تدمير) جميع شعب العمالقة وممتلكاهم (</w:t>
       </w:r>
-      <w:hyperlink r:id="rId68">
-        <w:r>
-          <w:rPr>
-            <w:rtl/>
-            <w:cs/>
-            <w:lang w:val="ar_AE" w:bidi="ar_AE"/>
-          </w:rPr>
-          <w:rPr>
-            <w:color w:val="0000EE"/>
-            <w:u w:val="single"/>
-          </w:rPr>
-          <w:t>1صموئيل 15:1–35</w:t>
-        </w:r>
-      </w:hyperlink>
+      <w:r>
+        <w:rPr>
+          <w:rtl/>
+          <w:cs/>
+          <w:lang w:val="ar_AE" w:bidi="ar_AE"/>
+        </w:rPr>
+        <w:t>1صموئيل 15:1–35</w:t>
+      </w:r>
       <w:r>
         <w:rPr>
           <w:rtl/>
@@ -2619,20 +2139,14 @@
         </w:rPr>
         <w:t>أُصيب شاول في معركة ضد الفلسطينيين ثم انتحر بسيفه. كانت وفاته نتيجة لحكم الله. على الرغم من أن داود قضى وقتًا طويلاً هاربًا من شاول، إلا أنه كرّم الملك الأول وابنه يوناثان بخطاب مؤثر وصادق (</w:t>
       </w:r>
-      <w:hyperlink r:id="rId69">
-        <w:r>
-          <w:rPr>
-            <w:rtl/>
-            <w:cs/>
-            <w:lang w:val="ar_AE" w:bidi="ar_AE"/>
-          </w:rPr>
-          <w:rPr>
-            <w:color w:val="0000EE"/>
-            <w:u w:val="single"/>
-          </w:rPr>
-          <w:t>2صموئيل 1:17–27</w:t>
-        </w:r>
-      </w:hyperlink>
+      <w:r>
+        <w:rPr>
+          <w:rtl/>
+          <w:cs/>
+          <w:lang w:val="ar_AE" w:bidi="ar_AE"/>
+        </w:rPr>
+        <w:t>2صموئيل 1:17–27</w:t>
+      </w:r>
       <w:r>
         <w:rPr>
           <w:rtl/>
@@ -2674,20 +2188,14 @@
           <w:lang w:val="ar_AE" w:bidi="ar_AE"/>
         </w:rPr>
       </w:r>
-      <w:hyperlink r:id="rId70">
-        <w:r>
-          <w:rPr>
-            <w:rtl/>
-            <w:cs/>
-            <w:lang w:val="ar_AE" w:bidi="ar_AE"/>
-          </w:rPr>
-          <w:rPr>
-            <w:color w:val="0000EE"/>
-            <w:u w:val="single"/>
-          </w:rPr>
-          <w:t>1صموئيل 9:1–11:15</w:t>
-        </w:r>
-      </w:hyperlink>
+      <w:r>
+        <w:rPr>
+          <w:rtl/>
+          <w:cs/>
+          <w:lang w:val="ar_AE" w:bidi="ar_AE"/>
+        </w:rPr>
+        <w:t>1صموئيل 9:1–11:15</w:t>
+      </w:r>
       <w:r>
         <w:rPr>
           <w:rtl/>
@@ -2696,20 +2204,14 @@
         </w:rPr>
         <w:t xml:space="preserve">؛ </w:t>
       </w:r>
-      <w:hyperlink r:id="rId71">
-        <w:r>
-          <w:rPr>
-            <w:rtl/>
-            <w:cs/>
-            <w:lang w:val="ar_AE" w:bidi="ar_AE"/>
-          </w:rPr>
-          <w:rPr>
-            <w:color w:val="0000EE"/>
-            <w:u w:val="single"/>
-          </w:rPr>
-          <w:t>13:1–31:13</w:t>
-        </w:r>
-      </w:hyperlink>
+      <w:r>
+        <w:rPr>
+          <w:rtl/>
+          <w:cs/>
+          <w:lang w:val="ar_AE" w:bidi="ar_AE"/>
+        </w:rPr>
+        <w:t>13:1–31:13</w:t>
+      </w:r>
       <w:r>
         <w:rPr>
           <w:rtl/>
@@ -2718,20 +2220,14 @@
         </w:rPr>
         <w:t xml:space="preserve">؛ </w:t>
       </w:r>
-      <w:hyperlink r:id="rId72">
-        <w:r>
-          <w:rPr>
-            <w:rtl/>
-            <w:cs/>
-            <w:lang w:val="ar_AE" w:bidi="ar_AE"/>
-          </w:rPr>
-          <w:rPr>
-            <w:color w:val="0000EE"/>
-            <w:u w:val="single"/>
-          </w:rPr>
-          <w:t>2صموئيل 1:1–27</w:t>
-        </w:r>
-      </w:hyperlink>
+      <w:r>
+        <w:rPr>
+          <w:rtl/>
+          <w:cs/>
+          <w:lang w:val="ar_AE" w:bidi="ar_AE"/>
+        </w:rPr>
+        <w:t>2صموئيل 1:1–27</w:t>
+      </w:r>
       <w:r>
         <w:rPr>
           <w:rtl/>
@@ -2740,20 +2236,14 @@
         </w:rPr>
         <w:t xml:space="preserve">؛ </w:t>
       </w:r>
-      <w:hyperlink r:id="rId73">
-        <w:r>
-          <w:rPr>
-            <w:rtl/>
-            <w:cs/>
-            <w:lang w:val="ar_AE" w:bidi="ar_AE"/>
-          </w:rPr>
-          <w:rPr>
-            <w:color w:val="0000EE"/>
-            <w:u w:val="single"/>
-          </w:rPr>
-          <w:t>1أخبار الأيام 9:35–10:14</w:t>
-        </w:r>
-      </w:hyperlink>
+      <w:r>
+        <w:rPr>
+          <w:rtl/>
+          <w:cs/>
+          <w:lang w:val="ar_AE" w:bidi="ar_AE"/>
+        </w:rPr>
+        <w:t>1أخبار الأيام 9:35–10:14</w:t>
+      </w:r>
       <w:r>
         <w:rPr>
           <w:rtl/>
@@ -2841,20 +2331,14 @@
         </w:rPr>
         <w:t>كان أول مثال على استخدام الله لشمشون، عندما أخبر شمشون والديه برغبته في الزواج من فتاة فلسطينينة. فاجأ طلب شمشون والديه، لأن بني إسرائيل قد أمرهم الرب ألّا يتزوجوا من شعوب الأرض (</w:t>
       </w:r>
-      <w:hyperlink r:id="rId74">
-        <w:r>
-          <w:rPr>
-            <w:rtl/>
-            <w:cs/>
-            <w:lang w:val="ar_AE" w:bidi="ar_AE"/>
-          </w:rPr>
-          <w:rPr>
-            <w:color w:val="0000EE"/>
-            <w:u w:val="single"/>
-          </w:rPr>
-          <w:t>تثنية 7:1–4</w:t>
-        </w:r>
-      </w:hyperlink>
+      <w:r>
+        <w:rPr>
+          <w:rtl/>
+          <w:cs/>
+          <w:lang w:val="ar_AE" w:bidi="ar_AE"/>
+        </w:rPr>
+        <w:t>تثنية 7:1–4</w:t>
+      </w:r>
       <w:r>
         <w:rPr>
           <w:rtl/>
@@ -2863,20 +2347,14 @@
         </w:rPr>
         <w:t xml:space="preserve">؛ </w:t>
       </w:r>
-      <w:hyperlink r:id="rId75">
-        <w:r>
-          <w:rPr>
-            <w:rtl/>
-            <w:cs/>
-            <w:lang w:val="ar_AE" w:bidi="ar_AE"/>
-          </w:rPr>
-          <w:rPr>
-            <w:color w:val="0000EE"/>
-            <w:u w:val="single"/>
-          </w:rPr>
-          <w:t>يشوع 23:12–13</w:t>
-        </w:r>
-      </w:hyperlink>
+      <w:r>
+        <w:rPr>
+          <w:rtl/>
+          <w:cs/>
+          <w:lang w:val="ar_AE" w:bidi="ar_AE"/>
+        </w:rPr>
+        <w:t>يشوع 23:12–13</w:t>
+      </w:r>
       <w:r>
         <w:rPr>
           <w:rtl/>
@@ -2885,20 +2363,14 @@
         </w:rPr>
         <w:t xml:space="preserve">؛ انظر أيضًا </w:t>
       </w:r>
-      <w:hyperlink r:id="rId76">
-        <w:r>
-          <w:rPr>
-            <w:rtl/>
-            <w:cs/>
-            <w:lang w:val="ar_AE" w:bidi="ar_AE"/>
-          </w:rPr>
-          <w:rPr>
-            <w:color w:val="0000EE"/>
-            <w:u w:val="single"/>
-          </w:rPr>
-          <w:t>2كورنثوس 6:14–18</w:t>
-        </w:r>
-      </w:hyperlink>
+      <w:r>
+        <w:rPr>
+          <w:rtl/>
+          <w:cs/>
+          <w:lang w:val="ar_AE" w:bidi="ar_AE"/>
+        </w:rPr>
+        <w:t>2كورنثوس 6:14–18</w:t>
+      </w:r>
       <w:r>
         <w:rPr>
           <w:rtl/>
@@ -2943,20 +2415,14 @@
         </w:rPr>
         <w:t>لله يمنع منعًا باتًا من لمس أي جثة ميتة (</w:t>
       </w:r>
-      <w:hyperlink r:id="rId77">
-        <w:r>
-          <w:rPr>
-            <w:rtl/>
-            <w:cs/>
-            <w:lang w:val="ar_AE" w:bidi="ar_AE"/>
-          </w:rPr>
-          <w:rPr>
-            <w:color w:val="0000EE"/>
-            <w:u w:val="single"/>
-          </w:rPr>
-          <w:t>العدد 6:1–21</w:t>
-        </w:r>
-      </w:hyperlink>
+      <w:r>
+        <w:rPr>
+          <w:rtl/>
+          <w:cs/>
+          <w:lang w:val="ar_AE" w:bidi="ar_AE"/>
+        </w:rPr>
+        <w:t>العدد 6:1–21</w:t>
+      </w:r>
       <w:r>
         <w:rPr>
           <w:rtl/>
@@ -2965,20 +2431,14 @@
         </w:rPr>
         <w:t>). لكن شمشون لم يكترث لذلك. ثم حاك أُحْجِيَّة حول الأسد (</w:t>
       </w:r>
-      <w:hyperlink r:id="rId78">
-        <w:r>
-          <w:rPr>
-            <w:rtl/>
-            <w:cs/>
-            <w:lang w:val="ar_AE" w:bidi="ar_AE"/>
-          </w:rPr>
-          <w:rPr>
-            <w:color w:val="0000EE"/>
-            <w:u w:val="single"/>
-          </w:rPr>
-          <w:t>القضاة 14:14</w:t>
-        </w:r>
-      </w:hyperlink>
+      <w:r>
+        <w:rPr>
+          <w:rtl/>
+          <w:cs/>
+          <w:lang w:val="ar_AE" w:bidi="ar_AE"/>
+        </w:rPr>
+        <w:t>القضاة 14:14</w:t>
+      </w:r>
       <w:r>
         <w:rPr>
           <w:rtl/>
@@ -2987,20 +2447,14 @@
         </w:rPr>
         <w:t>). وراهن ثلاثين شابًا من فلسطين على أنهم لن يتمكنوا من حل اللغز. وقد ضغط الرجال الفلسطينيين على زوجته لتكشف لهم عن الإجابة. نتيجة لذلك، غَضِب شمشون غضبًا شديدًا لدرجة أنه قتل ثلاثين رجلًا من فلسطين وأخذ ثيابهم لتسوية الرِّهان. فقد استخدم الله هذا البطل الأناني في أن “يَبْدَأ يُخَلِّصُ إِسْرَائِيلَ مِنْ يَدِ ٱلْفِلِسْطِينِيِّينَ” (</w:t>
       </w:r>
-      <w:hyperlink r:id="rId79">
-        <w:r>
-          <w:rPr>
-            <w:rtl/>
-            <w:cs/>
-            <w:lang w:val="ar_AE" w:bidi="ar_AE"/>
-          </w:rPr>
-          <w:rPr>
-            <w:color w:val="0000EE"/>
-            <w:u w:val="single"/>
-          </w:rPr>
-          <w:t>القضاة 13:5</w:t>
-        </w:r>
-      </w:hyperlink>
+      <w:r>
+        <w:rPr>
+          <w:rtl/>
+          <w:cs/>
+          <w:lang w:val="ar_AE" w:bidi="ar_AE"/>
+        </w:rPr>
+        <w:t>القضاة 13:5</w:t>
+      </w:r>
       <w:r>
         <w:rPr>
           <w:rtl/>
@@ -3029,20 +2483,14 @@
         </w:rPr>
         <w:t>تُخبرُنا آخر قصة مهمة في حياة شمشون عن امرأة تدعى دليلة (</w:t>
       </w:r>
-      <w:hyperlink r:id="rId80">
-        <w:r>
-          <w:rPr>
-            <w:rtl/>
-            <w:cs/>
-            <w:lang w:val="ar_AE" w:bidi="ar_AE"/>
-          </w:rPr>
-          <w:rPr>
-            <w:color w:val="0000EE"/>
-            <w:u w:val="single"/>
-          </w:rPr>
-          <w:t>القضاة 16:4–31</w:t>
-        </w:r>
-      </w:hyperlink>
+      <w:r>
+        <w:rPr>
+          <w:rtl/>
+          <w:cs/>
+          <w:lang w:val="ar_AE" w:bidi="ar_AE"/>
+        </w:rPr>
+        <w:t>القضاة 16:4–31</w:t>
+      </w:r>
       <w:r>
         <w:rPr>
           <w:rtl/>
@@ -3103,20 +2551,14 @@
         </w:rPr>
         <w:t>" (</w:t>
       </w:r>
-      <w:hyperlink r:id="rId81">
-        <w:r>
-          <w:rPr>
-            <w:rtl/>
-            <w:cs/>
-            <w:lang w:val="ar_AE" w:bidi="ar_AE"/>
-          </w:rPr>
-          <w:rPr>
-            <w:color w:val="0000EE"/>
-            <w:u w:val="single"/>
-          </w:rPr>
-          <w:t>قضاة 16:28</w:t>
-        </w:r>
-      </w:hyperlink>
+      <w:r>
+        <w:rPr>
+          <w:rtl/>
+          <w:cs/>
+          <w:lang w:val="ar_AE" w:bidi="ar_AE"/>
+        </w:rPr>
+        <w:t>قضاة 16:28</w:t>
+      </w:r>
       <w:r>
         <w:rPr>
           <w:rtl/>
@@ -3158,20 +2600,14 @@
           <w:lang w:val="ar_AE" w:bidi="ar_AE"/>
         </w:rPr>
       </w:r>
-      <w:hyperlink r:id="rId82">
-        <w:r>
-          <w:rPr>
-            <w:rtl/>
-            <w:cs/>
-            <w:lang w:val="ar_AE" w:bidi="ar_AE"/>
-          </w:rPr>
-          <w:rPr>
-            <w:color w:val="0000EE"/>
-            <w:u w:val="single"/>
-          </w:rPr>
-          <w:t>قضاة 13:1–16:31</w:t>
-        </w:r>
-      </w:hyperlink>
+      <w:r>
+        <w:rPr>
+          <w:rtl/>
+          <w:cs/>
+          <w:lang w:val="ar_AE" w:bidi="ar_AE"/>
+        </w:rPr>
+        <w:t>قضاة 13:1–16:31</w:t>
+      </w:r>
       <w:r>
         <w:rPr>
           <w:rtl/>
@@ -3180,20 +2616,14 @@
         </w:rPr>
         <w:t xml:space="preserve">؛ </w:t>
       </w:r>
-      <w:hyperlink r:id="rId83">
-        <w:r>
-          <w:rPr>
-            <w:rtl/>
-            <w:cs/>
-            <w:lang w:val="ar_AE" w:bidi="ar_AE"/>
-          </w:rPr>
-          <w:rPr>
-            <w:color w:val="0000EE"/>
-            <w:u w:val="single"/>
-          </w:rPr>
-          <w:t>العبرانيين 11:32</w:t>
-        </w:r>
-      </w:hyperlink>
+      <w:r>
+        <w:rPr>
+          <w:rtl/>
+          <w:cs/>
+          <w:lang w:val="ar_AE" w:bidi="ar_AE"/>
+        </w:rPr>
+        <w:t>العبرانيين 11:32</w:t>
+      </w:r>
       <w:r>
         <w:rPr>
           <w:rtl/>
